--- a/demos/template-docx-short-report.docx
+++ b/demos/template-docx-short-report.docx
@@ -55,10 +55,10 @@
         <w:pStyle w:val="Date"/>
       </w:pPr>
       <w:r>
-        <w:t xml:space="preserve">2026-03-27</w:t>
+        <w:t xml:space="preserve">2026-04-05</w:t>
       </w:r>
     </w:p>
-    <w:bookmarkStart w:id="33" w:name="section-1"/>
+    <w:bookmarkStart w:id="26" w:name="section-1"/>
     <w:p>
       <w:pPr>
         <w:pStyle w:val="Heading1"/>
@@ -207,7 +207,7 @@
       <w:tr>
         <w:tc>
           <w:tcPr/>
-          <w:bookmarkStart w:id="25" w:name="tbl-example"/>
+          <w:bookmarkStart w:id="18" w:name="tbl-example"/>
           <w:p>
             <w:pPr>
               <w:jc w:val="center"/>
@@ -2540,11 +2540,11 @@
               </w:tc>
             </w:tr>
           </w:tbl>
-          <w:bookmarkEnd w:id="25"/>
+          <w:bookmarkEnd w:id="18"/>
         </w:tc>
       </w:tr>
     </w:tbl>
-    <w:bookmarkStart w:id="32" w:name="this-is-a-subsection-heading"/>
+    <w:bookmarkStart w:id="25" w:name="this-is-a-subsection-heading"/>
     <w:p>
       <w:pPr>
         <w:pStyle w:val="Heading2"/>
@@ -2595,7 +2595,7 @@
       <w:r>
         <w:t xml:space="preserve"> </w:t>
       </w:r>
-      <w:hyperlink r:id="rId26">
+      <w:hyperlink r:id="rId19">
         <w:r>
           <w:rPr>
             <w:rStyle w:val="Hyperlink"/>
@@ -2654,7 +2654,7 @@
       <w:tr>
         <w:tc>
           <w:tcPr/>
-          <w:bookmarkStart w:id="30" w:name="fig-example1"/>
+          <w:bookmarkStart w:id="23" w:name="fig-example1"/>
           <w:p>
             <w:pPr>
               <w:pStyle w:val="Compact"/>
@@ -2665,18 +2665,18 @@
                 <wp:inline>
                   <wp:extent cx="4572000" cy="2743200"/>
                   <wp:effectExtent b="0" l="0" r="0" t="0"/>
-                  <wp:docPr descr="" title="" id="28" name="Picture"/>
+                  <wp:docPr descr="" title="" id="21" name="Picture"/>
                   <a:graphic>
                     <a:graphicData uri="http://schemas.openxmlformats.org/drawingml/2006/picture">
                       <pic:pic>
                         <pic:nvPicPr>
-                          <pic:cNvPr descr="template-docx-short-report_files/figure-docx/fig-example1-1.pdf" id="29" name="Picture"/>
+                          <pic:cNvPr descr="template-docx-short-report_files/figure-docx/fig-example1-1.pdf" id="22" name="Picture"/>
                           <pic:cNvPicPr>
                             <a:picLocks noChangeArrowheads="1" noChangeAspect="1"/>
                           </pic:cNvPicPr>
                         </pic:nvPicPr>
                         <pic:blipFill>
-                          <a:blip r:embed="rId27"/>
+                          <a:blip r:embed="rId20"/>
                           <a:stretch>
                             <a:fillRect/>
                           </a:stretch>
@@ -2716,11 +2716,11 @@
               <w:t xml:space="preserve">Figure 1: Here is a plot.</w:t>
             </w:r>
           </w:p>
-          <w:bookmarkEnd w:id="30"/>
+          <w:bookmarkEnd w:id="23"/>
         </w:tc>
       </w:tr>
     </w:tbl>
-    <w:bookmarkStart w:id="31" w:name="this-is-a-subsubsection-heading"/>
+    <w:bookmarkStart w:id="24" w:name="this-is-a-subsubsection-heading"/>
     <w:p>
       <w:pPr>
         <w:pStyle w:val="Heading3"/>
@@ -2737,10 +2737,10 @@
         <w:t xml:space="preserve">And so on.</w:t>
       </w:r>
     </w:p>
-    <w:bookmarkEnd w:id="31"/>
-    <w:bookmarkEnd w:id="32"/>
-    <w:bookmarkEnd w:id="33"/>
-    <w:bookmarkStart w:id="34" w:name="next-section"/>
+    <w:bookmarkEnd w:id="24"/>
+    <w:bookmarkEnd w:id="25"/>
+    <w:bookmarkEnd w:id="26"/>
+    <w:bookmarkStart w:id="27" w:name="next-section"/>
     <w:p>
       <w:pPr>
         <w:pStyle w:val="Heading1"/>
@@ -2757,8 +2757,8 @@
         <w:t xml:space="preserve">Add as many sections as needed.</w:t>
       </w:r>
     </w:p>
-    <w:bookmarkEnd w:id="34"/>
-    <w:bookmarkStart w:id="38" w:name="references"/>
+    <w:bookmarkEnd w:id="27"/>
+    <w:bookmarkStart w:id="31" w:name="references"/>
     <w:p>
       <w:pPr>
         <w:pStyle w:val="Heading1"/>
@@ -2767,8 +2767,8 @@
         <w:t xml:space="preserve">References</w:t>
       </w:r>
     </w:p>
-    <w:bookmarkStart w:id="37" w:name="refs"/>
-    <w:bookmarkStart w:id="36" w:name="ref-blah"/>
+    <w:bookmarkStart w:id="30" w:name="refs"/>
+    <w:bookmarkStart w:id="29" w:name="ref-blah"/>
     <w:p>
       <w:pPr>
         <w:pStyle w:val="Bibliography"/>
@@ -2801,7 +2801,7 @@
       <w:r>
         <w:t xml:space="preserve"> </w:t>
       </w:r>
-      <w:hyperlink r:id="rId35">
+      <w:hyperlink r:id="rId28">
         <w:r>
           <w:rPr>
             <w:rStyle w:val="Hyperlink"/>
@@ -2813,22 +2813,24 @@
         <w:t xml:space="preserve">.</w:t>
       </w:r>
     </w:p>
-    <w:bookmarkEnd w:id="36"/>
-    <w:bookmarkEnd w:id="37"/>
-    <w:bookmarkEnd w:id="38"/>
+    <w:bookmarkEnd w:id="29"/>
+    <w:bookmarkEnd w:id="30"/>
+    <w:bookmarkEnd w:id="31"/>
     <w:sectPr>
-      <w:headerReference r:id="rId11" w:type="even"/>
-      <w:headerReference r:id="rId12" w:type="default"/>
-      <w:footerReference r:id="rId13" w:type="even"/>
-      <w:footerReference r:id="rId14" w:type="default"/>
-      <w:headerReference r:id="rId15" w:type="first"/>
-      <w:footerReference r:id="rId16" w:type="first"/>
-      <w:pgSz w:code="9" w:h="16840" w:w="11900"/>
-      <w:pgMar w:bottom="1134" w:footer="567" w:gutter="0" w:header="567" w:left="1077" w:right="1077" w:top="1440"/>
-      <w:pgNumType w:start="0"/>
-      <w:cols w:space="720"/>
-      <w:titlePg/>
-      <w:docGrid w:linePitch="326"/>
+      <w:headerReference r:id="rId4" w:type="even"/>
+      <w:headerReference r:id="rId5" w:type="default"/>
+      <w:headerReference r:id="rId6" w:type="first"/>
+      <w:footerReference r:id="rId7" w:type="even"/>
+      <w:footerReference r:id="rId8" w:type="default"/>
+      <w:footerReference r:id="rId9" w:type="first"/>
+      <w:type w:val="nextPage"/>
+      <w:pgSz w:h="16838" w:orient="portrait" w:w="11906"/>
+      <w:pgMar w:bottom="765" w:footer="708" w:gutter="0" w:header="708" w:left="720" w:right="720" w:top="765"/>
+      <w:pgNumType w:fmt="decimal"/>
+      <w:formProt w:val="false"/>
+      <w:textDirection w:val="lrTb"/>
+      <w:docGrid w:charSpace="0" w:linePitch="360" w:type="default"/>
+      <w:cols w:num="1"/>
     </w:sectPr>
   </w:body>
 </w:document>
@@ -2839,161 +2841,171 @@
 </file>
 
 <file path=word/footer1.xml><?xml version="1.0" encoding="utf-8"?>
-<w:ftr xmlns:wpc="http://schemas.microsoft.com/office/word/2010/wordprocessingCanvas" xmlns:cx="http://schemas.microsoft.com/office/drawing/2014/chartex" xmlns:cx1="http://schemas.microsoft.com/office/drawing/2015/9/8/chartex" xmlns:cx2="http://schemas.microsoft.com/office/drawing/2015/10/21/chartex" xmlns:cx3="http://schemas.microsoft.com/office/drawing/2016/5/9/chartex" xmlns:cx4="http://schemas.microsoft.com/office/drawing/2016/5/10/chartex" xmlns:cx5="http://schemas.microsoft.com/office/drawing/2016/5/11/chartex" xmlns:cx6="http://schemas.microsoft.com/office/drawing/2016/5/12/chartex" xmlns:cx7="http://schemas.microsoft.com/office/drawing/2016/5/13/chartex" xmlns:cx8="http://schemas.microsoft.com/office/drawing/2016/5/14/chartex" xmlns:mc="http://schemas.openxmlformats.org/markup-compatibility/2006" xmlns:aink="http://schemas.microsoft.com/office/drawing/2016/ink" xmlns:am3d="http://schemas.microsoft.com/office/drawing/2017/model3d" xmlns:o="urn:schemas-microsoft-com:office:office" xmlns:oel="http://schemas.microsoft.com/office/2019/extlst" xmlns:r="http://schemas.openxmlformats.org/officeDocument/2006/relationships" xmlns:m="http://schemas.openxmlformats.org/officeDocument/2006/math" xmlns:v="urn:schemas-microsoft-com:vml" xmlns:wp14="http://schemas.microsoft.com/office/word/2010/wordprocessingDrawing" xmlns:wp="http://schemas.openxmlformats.org/drawingml/2006/wordprocessingDrawing" xmlns:w10="urn:schemas-microsoft-com:office:word" xmlns:w="http://schemas.openxmlformats.org/wordprocessingml/2006/main" xmlns:w14="http://schemas.microsoft.com/office/word/2010/wordml" xmlns:w15="http://schemas.microsoft.com/office/word/2012/wordml" xmlns:w16cex="http://schemas.microsoft.com/office/word/2018/wordml/cex" xmlns:w16cid="http://schemas.microsoft.com/office/word/2016/wordml/cid" xmlns:w16="http://schemas.microsoft.com/office/word/2018/wordml" xmlns:w16du="http://schemas.microsoft.com/office/word/2023/wordml/word16du" xmlns:w16sdtdh="http://schemas.microsoft.com/office/word/2020/wordml/sdtdatahash" xmlns:w16sdtfl="http://schemas.microsoft.com/office/word/2024/wordml/sdtformatlock" xmlns:w16se="http://schemas.microsoft.com/office/word/2015/wordml/symex" xmlns:wpg="http://schemas.microsoft.com/office/word/2010/wordprocessingGroup" xmlns:wpi="http://schemas.microsoft.com/office/word/2010/wordprocessingInk" xmlns:wne="http://schemas.microsoft.com/office/word/2006/wordml" xmlns:wps="http://schemas.microsoft.com/office/word/2010/wordprocessingShape" mc:Ignorable="w14 w15 w16se w16cid w16 w16cex w16sdtdh w16sdtfl w16du wp14">
-  <w:p>
+<w:ftr xmlns:o="urn:schemas-microsoft-com:office:office" xmlns:r="http://schemas.openxmlformats.org/officeDocument/2006/relationships" xmlns:v="urn:schemas-microsoft-com:vml" xmlns:w="http://schemas.openxmlformats.org/wordprocessingml/2006/main" xmlns:w10="urn:schemas-microsoft-com:office:word" xmlns:wp="http://schemas.openxmlformats.org/drawingml/2006/wordprocessingDrawing" xmlns:pic="http://schemas.openxmlformats.org/drawingml/2006/picture" xmlns:wps="http://schemas.microsoft.com/office/word/2010/wordprocessingShape" xmlns:wpg="http://schemas.microsoft.com/office/word/2010/wordprocessingGroup" xmlns:mc="http://schemas.openxmlformats.org/markup-compatibility/2006" xmlns:wp14="http://schemas.microsoft.com/office/word/2010/wordprocessingDrawing" xmlns:w14="http://schemas.microsoft.com/office/word/2010/wordml" xmlns:w15="http://schemas.microsoft.com/office/word/2012/wordml" mc:Ignorable="w14 wp14 w15">
+  <w:p xmlns:wp14="http://schemas.microsoft.com/office/word/2010/wordml" wp14:textId="77777777">
     <w:pPr>
       <w:pStyle w:val="Footer"/>
+      <w:rPr/>
     </w:pPr>
+    <w:r>
+      <w:rPr/>
+    </w:r>
   </w:p>
 </w:ftr>
 </file>
 
 <file path=word/footer2.xml><?xml version="1.0" encoding="utf-8"?>
-<w:ftr xmlns:wpc="http://schemas.microsoft.com/office/word/2010/wordprocessingCanvas" xmlns:cx="http://schemas.microsoft.com/office/drawing/2014/chartex" xmlns:cx1="http://schemas.microsoft.com/office/drawing/2015/9/8/chartex" xmlns:cx2="http://schemas.microsoft.com/office/drawing/2015/10/21/chartex" xmlns:cx3="http://schemas.microsoft.com/office/drawing/2016/5/9/chartex" xmlns:cx4="http://schemas.microsoft.com/office/drawing/2016/5/10/chartex" xmlns:cx5="http://schemas.microsoft.com/office/drawing/2016/5/11/chartex" xmlns:cx6="http://schemas.microsoft.com/office/drawing/2016/5/12/chartex" xmlns:cx7="http://schemas.microsoft.com/office/drawing/2016/5/13/chartex" xmlns:cx8="http://schemas.microsoft.com/office/drawing/2016/5/14/chartex" xmlns:mc="http://schemas.openxmlformats.org/markup-compatibility/2006" xmlns:aink="http://schemas.microsoft.com/office/drawing/2016/ink" xmlns:am3d="http://schemas.microsoft.com/office/drawing/2017/model3d" xmlns:o="urn:schemas-microsoft-com:office:office" xmlns:oel="http://schemas.microsoft.com/office/2019/extlst" xmlns:r="http://schemas.openxmlformats.org/officeDocument/2006/relationships" xmlns:m="http://schemas.openxmlformats.org/officeDocument/2006/math" xmlns:v="urn:schemas-microsoft-com:vml" xmlns:wp14="http://schemas.microsoft.com/office/word/2010/wordprocessingDrawing" xmlns:wp="http://schemas.openxmlformats.org/drawingml/2006/wordprocessingDrawing" xmlns:w10="urn:schemas-microsoft-com:office:word" xmlns:w="http://schemas.openxmlformats.org/wordprocessingml/2006/main" xmlns:w14="http://schemas.microsoft.com/office/word/2010/wordml" xmlns:w15="http://schemas.microsoft.com/office/word/2012/wordml" xmlns:w16cex="http://schemas.microsoft.com/office/word/2018/wordml/cex" xmlns:w16cid="http://schemas.microsoft.com/office/word/2016/wordml/cid" xmlns:w16="http://schemas.microsoft.com/office/word/2018/wordml" xmlns:w16du="http://schemas.microsoft.com/office/word/2023/wordml/word16du" xmlns:w16sdtdh="http://schemas.microsoft.com/office/word/2020/wordml/sdtdatahash" xmlns:w16sdtfl="http://schemas.microsoft.com/office/word/2024/wordml/sdtformatlock" xmlns:w16se="http://schemas.microsoft.com/office/word/2015/wordml/symex" xmlns:wpg="http://schemas.microsoft.com/office/word/2010/wordprocessingGroup" xmlns:wpi="http://schemas.microsoft.com/office/word/2010/wordprocessingInk" xmlns:wne="http://schemas.microsoft.com/office/word/2006/wordml" xmlns:wps="http://schemas.microsoft.com/office/word/2010/wordprocessingShape" mc:Ignorable="w14 w15 w16se w16cid w16 w16cex w16sdtdh w16sdtfl w16du wp14">
-  <w:p>
+<w:ftr xmlns:o="urn:schemas-microsoft-com:office:office" xmlns:r="http://schemas.openxmlformats.org/officeDocument/2006/relationships" xmlns:v="urn:schemas-microsoft-com:vml" xmlns:w="http://schemas.openxmlformats.org/wordprocessingml/2006/main" xmlns:w10="urn:schemas-microsoft-com:office:word" xmlns:wp="http://schemas.openxmlformats.org/drawingml/2006/wordprocessingDrawing" xmlns:pic="http://schemas.openxmlformats.org/drawingml/2006/picture" xmlns:wps="http://schemas.microsoft.com/office/word/2010/wordprocessingShape" xmlns:wpg="http://schemas.microsoft.com/office/word/2010/wordprocessingGroup" xmlns:mc="http://schemas.openxmlformats.org/markup-compatibility/2006" xmlns:wp14="http://schemas.microsoft.com/office/word/2010/wordprocessingDrawing" xmlns:w14="http://schemas.microsoft.com/office/word/2010/wordml" xmlns:w15="http://schemas.microsoft.com/office/word/2012/wordml" xmlns:a="http://schemas.openxmlformats.org/drawingml/2006/main" mc:Ignorable="w14 wp14 w15">
+  <w:p xmlns:wp14="http://schemas.microsoft.com/office/word/2010/wordml" wp14:textId="77777777">
     <w:pPr>
       <w:pStyle w:val="Footer"/>
-      <w:jc w:val="center"/>
+      <w:pBdr>
+        <w:bottom w:val="single" w:color="000000" w:sz="6" w:space="1"/>
+      </w:pBdr>
+      <w:rPr/>
     </w:pPr>
     <w:r>
-      <w:t xml:space="preserve">Contact email: </w:t>
+      <w:rPr/>
+      <w:drawing>
+        <wp:anchor xmlns:wp14="http://schemas.microsoft.com/office/word/2010/wordprocessingDrawing" distT="0" distB="0" distL="0" distR="0" simplePos="0" relativeHeight="5" behindDoc="1" locked="0" layoutInCell="1" allowOverlap="1" wp14:anchorId="26246552" wp14:editId="7777777">
+          <wp:simplePos x="0" y="0"/>
+          <wp:positionH relativeFrom="column">
+            <wp:posOffset>-473710</wp:posOffset>
+          </wp:positionH>
+          <wp:positionV relativeFrom="paragraph">
+            <wp:posOffset>82550</wp:posOffset>
+          </wp:positionV>
+          <wp:extent cx="7585075" cy="1080770"/>
+          <wp:effectExtent l="0" t="0" r="0" b="0"/>
+          <wp:wrapNone/>
+          <wp:docPr id="4" name="Picture 2" descr="A black and purple logo&#10;&#10;Description automatically generated"/>
+          <wp:cNvGraphicFramePr>
+            <a:graphicFrameLocks xmlns:a="http://schemas.openxmlformats.org/drawingml/2006/main" noChangeAspect="1"/>
+          </wp:cNvGraphicFramePr>
+          <a:graphic xmlns:a="http://schemas.openxmlformats.org/drawingml/2006/main">
+            <a:graphicData uri="http://schemas.openxmlformats.org/drawingml/2006/picture">
+              <pic:pic xmlns:pic="http://schemas.openxmlformats.org/drawingml/2006/picture">
+                <pic:nvPicPr>
+                  <pic:cNvPr id="4" name="Picture 2" descr="A black and purple logo&#10;&#10;Description automatically generated"/>
+                  <pic:cNvPicPr>
+                    <a:picLocks noChangeAspect="1" noChangeArrowheads="1"/>
+                  </pic:cNvPicPr>
+                </pic:nvPicPr>
+                <pic:blipFill>
+                  <a:blip r:embed="rId1"/>
+                  <a:stretch>
+                    <a:fillRect/>
+                  </a:stretch>
+                </pic:blipFill>
+                <pic:spPr bwMode="auto">
+                  <a:xfrm>
+                    <a:off x="0" y="0"/>
+                    <a:ext cx="7585075" cy="1080770"/>
+                  </a:xfrm>
+                  <a:prstGeom prst="rect">
+                    <a:avLst/>
+                  </a:prstGeom>
+                  <a:noFill/>
+                </pic:spPr>
+              </pic:pic>
+            </a:graphicData>
+          </a:graphic>
+        </wp:anchor>
+      </w:drawing>
     </w:r>
-    <w:sdt>
-      <w:sdtPr>
-        <w:alias w:val="Subject"/>
-        <w:tag w:val=""/>
-        <w:id w:val="738907193"/>
-        <w:placeholder>
-          <w:docPart w:val="F0D219317E45413384D448372B8648C7"/>
-        </w:placeholder>
-        <w:showingPlcHdr/>
-        <w:dataBinding w:prefixMappings="xmlns:ns0='http://purl.org/dc/elements/1.1/' xmlns:ns1='http://schemas.openxmlformats.org/package/2006/metadata/core-properties' " w:xpath="/ns1:coreProperties[1]/ns0:subject[1]" w:storeItemID="{6C3C8BC8-F283-45AE-878A-BAB7291924A1}"/>
-        <w:text/>
-      </w:sdtPr>
-      <w:sdtContent>
-        <w:r>
-          <w:rPr>
-            <w:rStyle w:val="PlaceholderText"/>
-          </w:rPr>
-          <w:t>[Subject]</w:t>
-        </w:r>
-      </w:sdtContent>
-    </w:sdt>
-    <w:r>
-      <w:ptab w:relativeTo="margin" w:alignment="center" w:leader="none"/>
-    </w:r>
-    <w:r>
-      <w:fldChar w:fldCharType="begin"/>
-    </w:r>
-    <w:r>
-      <w:instrText xml:space="preserve"> PAGE   \* MERGEFORMAT </w:instrText>
-    </w:r>
-    <w:r>
-      <w:fldChar w:fldCharType="separate"/>
-    </w:r>
+  </w:p>
+  <w:p xmlns:wp14="http://schemas.microsoft.com/office/word/2010/wordml" wp14:textId="77777777">
+    <w:pPr>
+      <w:pStyle w:val="Footer"/>
+      <w:rPr>
+        <w:sz w:val="52"/>
+        <w:szCs w:val="52"/>
+      </w:rPr>
+    </w:pPr>
     <w:r>
       <w:rPr>
-        <w:noProof/>
+        <w:sz w:val="52"/>
+        <w:szCs w:val="52"/>
       </w:rPr>
-      <w:t>1</w:t>
-    </w:r>
-    <w:r>
-      <w:fldChar w:fldCharType="end"/>
-    </w:r>
-    <w:r>
-      <w:ptab w:relativeTo="margin" w:alignment="right" w:leader="none"/>
     </w:r>
   </w:p>
 </w:ftr>
 </file>
 
 <file path=word/footer3.xml><?xml version="1.0" encoding="utf-8"?>
-<w:ftr xmlns:wpc="http://schemas.microsoft.com/office/word/2010/wordprocessingCanvas" xmlns:cx="http://schemas.microsoft.com/office/drawing/2014/chartex" xmlns:cx1="http://schemas.microsoft.com/office/drawing/2015/9/8/chartex" xmlns:cx2="http://schemas.microsoft.com/office/drawing/2015/10/21/chartex" xmlns:cx3="http://schemas.microsoft.com/office/drawing/2016/5/9/chartex" xmlns:cx4="http://schemas.microsoft.com/office/drawing/2016/5/10/chartex" xmlns:cx5="http://schemas.microsoft.com/office/drawing/2016/5/11/chartex" xmlns:cx6="http://schemas.microsoft.com/office/drawing/2016/5/12/chartex" xmlns:cx7="http://schemas.microsoft.com/office/drawing/2016/5/13/chartex" xmlns:cx8="http://schemas.microsoft.com/office/drawing/2016/5/14/chartex" xmlns:mc="http://schemas.openxmlformats.org/markup-compatibility/2006" xmlns:aink="http://schemas.microsoft.com/office/drawing/2016/ink" xmlns:am3d="http://schemas.microsoft.com/office/drawing/2017/model3d" xmlns:o="urn:schemas-microsoft-com:office:office" xmlns:oel="http://schemas.microsoft.com/office/2019/extlst" xmlns:r="http://schemas.openxmlformats.org/officeDocument/2006/relationships" xmlns:m="http://schemas.openxmlformats.org/officeDocument/2006/math" xmlns:v="urn:schemas-microsoft-com:vml" xmlns:wp14="http://schemas.microsoft.com/office/word/2010/wordprocessingDrawing" xmlns:wp="http://schemas.openxmlformats.org/drawingml/2006/wordprocessingDrawing" xmlns:w10="urn:schemas-microsoft-com:office:word" xmlns:w="http://schemas.openxmlformats.org/wordprocessingml/2006/main" xmlns:w14="http://schemas.microsoft.com/office/word/2010/wordml" xmlns:w15="http://schemas.microsoft.com/office/word/2012/wordml" xmlns:w16cex="http://schemas.microsoft.com/office/word/2018/wordml/cex" xmlns:w16cid="http://schemas.microsoft.com/office/word/2016/wordml/cid" xmlns:w16="http://schemas.microsoft.com/office/word/2018/wordml" xmlns:w16du="http://schemas.microsoft.com/office/word/2023/wordml/word16du" xmlns:w16sdtdh="http://schemas.microsoft.com/office/word/2020/wordml/sdtdatahash" xmlns:w16sdtfl="http://schemas.microsoft.com/office/word/2024/wordml/sdtformatlock" xmlns:w16se="http://schemas.microsoft.com/office/word/2015/wordml/symex" xmlns:wpg="http://schemas.microsoft.com/office/word/2010/wordprocessingGroup" xmlns:wpi="http://schemas.microsoft.com/office/word/2010/wordprocessingInk" xmlns:wne="http://schemas.microsoft.com/office/word/2006/wordml" xmlns:wps="http://schemas.microsoft.com/office/word/2010/wordprocessingShape" mc:Ignorable="w14 w15 w16se w16cid w16 w16cex w16sdtdh w16sdtfl w16du wp14">
-  <w:tbl>
-    <w:tblPr>
-      <w:tblStyle w:val="TableGrid"/>
-      <w:tblW w:w="10148" w:type="dxa"/>
-      <w:tblLook w:val="04A0" w:firstRow="1" w:lastRow="0" w:firstColumn="1" w:lastColumn="0" w:noHBand="0" w:noVBand="1"/>
-    </w:tblPr>
-    <w:tblGrid>
-      <w:gridCol w:w="10148"/>
-    </w:tblGrid>
-    <w:tr>
-      <w:tc>
-        <w:tcPr>
-          <w:tcW w:w="10148" w:type="dxa"/>
-          <w:tcBorders>
-            <w:top w:val="single" w:sz="4" w:space="0" w:color="auto"/>
-            <w:left w:val="nil"/>
-            <w:bottom w:val="nil"/>
-            <w:right w:val="nil"/>
-          </w:tcBorders>
-        </w:tcPr>
-        <w:p>
-          <w:pPr>
-            <w:pStyle w:val="Footer"/>
-            <w:spacing w:after="100" w:afterAutospacing="1"/>
-            <w:rPr>
-              <w:lang w:val="en-AU"/>
-            </w:rPr>
-          </w:pPr>
-          <w:r>
-            <w:rPr>
-              <w:noProof/>
-            </w:rPr>
-            <w:drawing>
-              <wp:inline distT="0" distB="0" distL="0" distR="0" wp14:anchorId="282D0742" wp14:editId="520E67A7">
-                <wp:extent cx="6004737" cy="712426"/>
-                <wp:effectExtent l="0" t="0" r="0" b="0"/>
-                <wp:docPr id="2111839618" name="Picture 3"/>
-                <wp:cNvGraphicFramePr>
-                  <a:graphicFrameLocks xmlns:a="http://schemas.openxmlformats.org/drawingml/2006/main" noChangeAspect="1"/>
-                </wp:cNvGraphicFramePr>
-                <a:graphic xmlns:a="http://schemas.openxmlformats.org/drawingml/2006/main">
-                  <a:graphicData uri="http://schemas.openxmlformats.org/drawingml/2006/picture">
-                    <pic:pic xmlns:pic="http://schemas.openxmlformats.org/drawingml/2006/picture">
-                      <pic:nvPicPr>
-                        <pic:cNvPr id="2111839618" name="Picture 3"/>
-                        <pic:cNvPicPr/>
-                      </pic:nvPicPr>
-                      <pic:blipFill>
-                        <a:blip r:embed="rId1">
-                          <a:extLst>
-                            <a:ext uri="{28A0092B-C50C-407E-A947-70E740481C1C}">
-                              <a14:useLocalDpi xmlns:a14="http://schemas.microsoft.com/office/drawing/2010/main" val="0"/>
-                            </a:ext>
-                          </a:extLst>
-                        </a:blip>
-                        <a:stretch>
-                          <a:fillRect/>
-                        </a:stretch>
-                      </pic:blipFill>
-                      <pic:spPr>
-                        <a:xfrm>
-                          <a:off x="0" y="0"/>
-                          <a:ext cx="6004737" cy="712426"/>
-                        </a:xfrm>
-                        <a:prstGeom prst="rect">
-                          <a:avLst/>
-                        </a:prstGeom>
-                      </pic:spPr>
-                    </pic:pic>
-                  </a:graphicData>
-                </a:graphic>
-              </wp:inline>
-            </w:drawing>
-          </w:r>
-        </w:p>
-      </w:tc>
-    </w:tr>
-  </w:tbl>
-  <w:p>
+<w:ftr xmlns:o="urn:schemas-microsoft-com:office:office" xmlns:r="http://schemas.openxmlformats.org/officeDocument/2006/relationships" xmlns:v="urn:schemas-microsoft-com:vml" xmlns:w="http://schemas.openxmlformats.org/wordprocessingml/2006/main" xmlns:w10="urn:schemas-microsoft-com:office:word" xmlns:wp="http://schemas.openxmlformats.org/drawingml/2006/wordprocessingDrawing" xmlns:pic="http://schemas.openxmlformats.org/drawingml/2006/picture" xmlns:wps="http://schemas.microsoft.com/office/word/2010/wordprocessingShape" xmlns:wpg="http://schemas.microsoft.com/office/word/2010/wordprocessingGroup" xmlns:mc="http://schemas.openxmlformats.org/markup-compatibility/2006" xmlns:wp14="http://schemas.microsoft.com/office/word/2010/wordprocessingDrawing" xmlns:w14="http://schemas.microsoft.com/office/word/2010/wordml" xmlns:w15="http://schemas.microsoft.com/office/word/2012/wordml" xmlns:a="http://schemas.openxmlformats.org/drawingml/2006/main" mc:Ignorable="w14 wp14 w15">
+  <w:p xmlns:wp14="http://schemas.microsoft.com/office/word/2010/wordml" wp14:textId="77777777">
+    <w:pPr>
+      <w:pStyle w:val="Footer"/>
+      <w:pBdr>
+        <w:bottom w:val="single" w:color="000000" w:sz="6" w:space="1"/>
+      </w:pBdr>
+      <w:rPr/>
+    </w:pPr>
+    <w:r>
+      <w:rPr/>
+      <w:drawing>
+        <wp:anchor xmlns:wp14="http://schemas.microsoft.com/office/word/2010/wordprocessingDrawing" distT="0" distB="0" distL="0" distR="0" simplePos="0" relativeHeight="5" behindDoc="1" locked="0" layoutInCell="1" allowOverlap="1" wp14:anchorId="1F391316" wp14:editId="7777777">
+          <wp:simplePos x="0" y="0"/>
+          <wp:positionH relativeFrom="column">
+            <wp:posOffset>-473710</wp:posOffset>
+          </wp:positionH>
+          <wp:positionV relativeFrom="paragraph">
+            <wp:posOffset>82550</wp:posOffset>
+          </wp:positionV>
+          <wp:extent cx="7585075" cy="1080770"/>
+          <wp:effectExtent l="0" t="0" r="0" b="0"/>
+          <wp:wrapNone/>
+          <wp:docPr id="5" name="Picture 2" descr="A black and purple logo&#10;&#10;Description automatically generated"/>
+          <wp:cNvGraphicFramePr>
+            <a:graphicFrameLocks xmlns:a="http://schemas.openxmlformats.org/drawingml/2006/main" noChangeAspect="1"/>
+          </wp:cNvGraphicFramePr>
+          <a:graphic xmlns:a="http://schemas.openxmlformats.org/drawingml/2006/main">
+            <a:graphicData uri="http://schemas.openxmlformats.org/drawingml/2006/picture">
+              <pic:pic xmlns:pic="http://schemas.openxmlformats.org/drawingml/2006/picture">
+                <pic:nvPicPr>
+                  <pic:cNvPr id="5" name="Picture 2" descr="A black and purple logo&#10;&#10;Description automatically generated"/>
+                  <pic:cNvPicPr>
+                    <a:picLocks noChangeAspect="1" noChangeArrowheads="1"/>
+                  </pic:cNvPicPr>
+                </pic:nvPicPr>
+                <pic:blipFill>
+                  <a:blip r:embed="rId1"/>
+                  <a:stretch>
+                    <a:fillRect/>
+                  </a:stretch>
+                </pic:blipFill>
+                <pic:spPr bwMode="auto">
+                  <a:xfrm>
+                    <a:off x="0" y="0"/>
+                    <a:ext cx="7585075" cy="1080770"/>
+                  </a:xfrm>
+                  <a:prstGeom prst="rect">
+                    <a:avLst/>
+                  </a:prstGeom>
+                  <a:noFill/>
+                </pic:spPr>
+              </pic:pic>
+            </a:graphicData>
+          </a:graphic>
+        </wp:anchor>
+      </w:drawing>
+    </w:r>
+  </w:p>
+  <w:p xmlns:wp14="http://schemas.microsoft.com/office/word/2010/wordml" wp14:textId="77777777">
     <w:pPr>
       <w:pStyle w:val="Footer"/>
       <w:rPr>
-        <w:lang w:val="en-AU"/>
+        <w:sz w:val="52"/>
+        <w:szCs w:val="52"/>
       </w:rPr>
     </w:pPr>
+    <w:r>
+      <w:rPr>
+        <w:sz w:val="52"/>
+        <w:szCs w:val="52"/>
+      </w:rPr>
+    </w:r>
   </w:p>
 </w:ftr>
 </file>
@@ -3018,86 +3030,41 @@
 </file>
 
 <file path=word/header1.xml><?xml version="1.0" encoding="utf-8"?>
-<w:hdr xmlns:wpc="http://schemas.microsoft.com/office/word/2010/wordprocessingCanvas" xmlns:cx="http://schemas.microsoft.com/office/drawing/2014/chartex" xmlns:cx1="http://schemas.microsoft.com/office/drawing/2015/9/8/chartex" xmlns:cx2="http://schemas.microsoft.com/office/drawing/2015/10/21/chartex" xmlns:cx3="http://schemas.microsoft.com/office/drawing/2016/5/9/chartex" xmlns:cx4="http://schemas.microsoft.com/office/drawing/2016/5/10/chartex" xmlns:cx5="http://schemas.microsoft.com/office/drawing/2016/5/11/chartex" xmlns:cx6="http://schemas.microsoft.com/office/drawing/2016/5/12/chartex" xmlns:cx7="http://schemas.microsoft.com/office/drawing/2016/5/13/chartex" xmlns:cx8="http://schemas.microsoft.com/office/drawing/2016/5/14/chartex" xmlns:mc="http://schemas.openxmlformats.org/markup-compatibility/2006" xmlns:aink="http://schemas.microsoft.com/office/drawing/2016/ink" xmlns:am3d="http://schemas.microsoft.com/office/drawing/2017/model3d" xmlns:o="urn:schemas-microsoft-com:office:office" xmlns:oel="http://schemas.microsoft.com/office/2019/extlst" xmlns:r="http://schemas.openxmlformats.org/officeDocument/2006/relationships" xmlns:m="http://schemas.openxmlformats.org/officeDocument/2006/math" xmlns:v="urn:schemas-microsoft-com:vml" xmlns:wp14="http://schemas.microsoft.com/office/word/2010/wordprocessingDrawing" xmlns:wp="http://schemas.openxmlformats.org/drawingml/2006/wordprocessingDrawing" xmlns:w10="urn:schemas-microsoft-com:office:word" xmlns:w="http://schemas.openxmlformats.org/wordprocessingml/2006/main" xmlns:w14="http://schemas.microsoft.com/office/word/2010/wordml" xmlns:w15="http://schemas.microsoft.com/office/word/2012/wordml" xmlns:w16cex="http://schemas.microsoft.com/office/word/2018/wordml/cex" xmlns:w16cid="http://schemas.microsoft.com/office/word/2016/wordml/cid" xmlns:w16="http://schemas.microsoft.com/office/word/2018/wordml" xmlns:w16du="http://schemas.microsoft.com/office/word/2023/wordml/word16du" xmlns:w16sdtdh="http://schemas.microsoft.com/office/word/2020/wordml/sdtdatahash" xmlns:w16sdtfl="http://schemas.microsoft.com/office/word/2024/wordml/sdtformatlock" xmlns:w16se="http://schemas.microsoft.com/office/word/2015/wordml/symex" xmlns:wpg="http://schemas.microsoft.com/office/word/2010/wordprocessingGroup" xmlns:wpi="http://schemas.microsoft.com/office/word/2010/wordprocessingInk" xmlns:wne="http://schemas.microsoft.com/office/word/2006/wordml" xmlns:wps="http://schemas.microsoft.com/office/word/2010/wordprocessingShape" mc:Ignorable="w14 w15 w16se w16cid w16 w16cex w16sdtdh w16sdtfl w16du wp14">
-  <w:p>
+<w:hdr xmlns:o="urn:schemas-microsoft-com:office:office" xmlns:r="http://schemas.openxmlformats.org/officeDocument/2006/relationships" xmlns:v="urn:schemas-microsoft-com:vml" xmlns:w="http://schemas.openxmlformats.org/wordprocessingml/2006/main" xmlns:w10="urn:schemas-microsoft-com:office:word" xmlns:wp="http://schemas.openxmlformats.org/drawingml/2006/wordprocessingDrawing" xmlns:pic="http://schemas.openxmlformats.org/drawingml/2006/picture" xmlns:wps="http://schemas.microsoft.com/office/word/2010/wordprocessingShape" xmlns:wpg="http://schemas.microsoft.com/office/word/2010/wordprocessingGroup" xmlns:mc="http://schemas.openxmlformats.org/markup-compatibility/2006" xmlns:wp14="http://schemas.microsoft.com/office/word/2010/wordprocessingDrawing" xmlns:w14="http://schemas.microsoft.com/office/word/2010/wordml" xmlns:w15="http://schemas.microsoft.com/office/word/2012/wordml" mc:Ignorable="w14 wp14 w15">
+  <w:p xmlns:wp14="http://schemas.microsoft.com/office/word/2010/wordml" wp14:textId="77777777">
     <w:pPr>
       <w:pStyle w:val="Header"/>
+      <w:rPr/>
     </w:pPr>
+    <w:r>
+      <w:rPr/>
+    </w:r>
   </w:p>
 </w:hdr>
 </file>
 
 <file path=word/header2.xml><?xml version="1.0" encoding="utf-8"?>
-<w:hdr xmlns:wpc="http://schemas.microsoft.com/office/word/2010/wordprocessingCanvas" xmlns:cx="http://schemas.microsoft.com/office/drawing/2014/chartex" xmlns:cx1="http://schemas.microsoft.com/office/drawing/2015/9/8/chartex" xmlns:cx2="http://schemas.microsoft.com/office/drawing/2015/10/21/chartex" xmlns:cx3="http://schemas.microsoft.com/office/drawing/2016/5/9/chartex" xmlns:cx4="http://schemas.microsoft.com/office/drawing/2016/5/10/chartex" xmlns:cx5="http://schemas.microsoft.com/office/drawing/2016/5/11/chartex" xmlns:cx6="http://schemas.microsoft.com/office/drawing/2016/5/12/chartex" xmlns:cx7="http://schemas.microsoft.com/office/drawing/2016/5/13/chartex" xmlns:cx8="http://schemas.microsoft.com/office/drawing/2016/5/14/chartex" xmlns:mc="http://schemas.openxmlformats.org/markup-compatibility/2006" xmlns:aink="http://schemas.microsoft.com/office/drawing/2016/ink" xmlns:am3d="http://schemas.microsoft.com/office/drawing/2017/model3d" xmlns:o="urn:schemas-microsoft-com:office:office" xmlns:oel="http://schemas.microsoft.com/office/2019/extlst" xmlns:r="http://schemas.openxmlformats.org/officeDocument/2006/relationships" xmlns:m="http://schemas.openxmlformats.org/officeDocument/2006/math" xmlns:v="urn:schemas-microsoft-com:vml" xmlns:wp14="http://schemas.microsoft.com/office/word/2010/wordprocessingDrawing" xmlns:wp="http://schemas.openxmlformats.org/drawingml/2006/wordprocessingDrawing" xmlns:w10="urn:schemas-microsoft-com:office:word" xmlns:w="http://schemas.openxmlformats.org/wordprocessingml/2006/main" xmlns:w14="http://schemas.microsoft.com/office/word/2010/wordml" xmlns:w15="http://schemas.microsoft.com/office/word/2012/wordml" xmlns:w16cex="http://schemas.microsoft.com/office/word/2018/wordml/cex" xmlns:w16cid="http://schemas.microsoft.com/office/word/2016/wordml/cid" xmlns:w16="http://schemas.microsoft.com/office/word/2018/wordml" xmlns:w16du="http://schemas.microsoft.com/office/word/2023/wordml/word16du" xmlns:w16sdtdh="http://schemas.microsoft.com/office/word/2020/wordml/sdtdatahash" xmlns:w16sdtfl="http://schemas.microsoft.com/office/word/2024/wordml/sdtformatlock" xmlns:w16se="http://schemas.microsoft.com/office/word/2015/wordml/symex" xmlns:wpg="http://schemas.microsoft.com/office/word/2010/wordprocessingGroup" xmlns:wpi="http://schemas.microsoft.com/office/word/2010/wordprocessingInk" xmlns:wne="http://schemas.microsoft.com/office/word/2006/wordml" xmlns:wps="http://schemas.microsoft.com/office/word/2010/wordprocessingShape" mc:Ignorable="w14 w15 w16se w16cid w16 w16cex w16sdtdh w16sdtfl w16du wp14">
-  <w:p>
+<w:hdr xmlns:o="urn:schemas-microsoft-com:office:office" xmlns:r="http://schemas.openxmlformats.org/officeDocument/2006/relationships" xmlns:v="urn:schemas-microsoft-com:vml" xmlns:w="http://schemas.openxmlformats.org/wordprocessingml/2006/main" xmlns:w10="urn:schemas-microsoft-com:office:word" xmlns:wp="http://schemas.openxmlformats.org/drawingml/2006/wordprocessingDrawing" xmlns:pic="http://schemas.openxmlformats.org/drawingml/2006/picture" xmlns:wps="http://schemas.microsoft.com/office/word/2010/wordprocessingShape" xmlns:wpg="http://schemas.microsoft.com/office/word/2010/wordprocessingGroup" xmlns:mc="http://schemas.openxmlformats.org/markup-compatibility/2006" xmlns:wp14="http://schemas.microsoft.com/office/word/2010/wordprocessingDrawing" xmlns:w14="http://schemas.microsoft.com/office/word/2010/wordml" xmlns:w15="http://schemas.microsoft.com/office/word/2012/wordml" xmlns:a="http://schemas.openxmlformats.org/drawingml/2006/main" mc:Ignorable="w14 wp14 w15">
+  <w:p xmlns:wp14="http://schemas.microsoft.com/office/word/2010/wordml" wp14:textId="77777777">
     <w:pPr>
       <w:pStyle w:val="Header"/>
-      <w:pBdr>
-        <w:bottom w:val="single" w:sz="4" w:space="1" w:color="auto"/>
-      </w:pBdr>
-      <w:jc w:val="right"/>
-      <w:rPr>
-        <w:lang w:val="en-AU"/>
-      </w:rPr>
+      <w:rPr/>
     </w:pPr>
     <w:r>
-      <w:rPr>
-        <w:noProof/>
-        <w:lang w:val="en-AU"/>
-      </w:rPr>
-      <w:t xml:space="preserve">Project number: </w:t>
-    </w:r>
-    <w:sdt>
-      <w:sdtPr>
-        <w:rPr>
-          <w:noProof/>
-          <w:lang w:val="en-AU"/>
-        </w:rPr>
-        <w:alias w:val="Category"/>
-        <w:tag w:val=""/>
-        <w:id w:val="696581513"/>
-        <w:placeholder>
-          <w:docPart w:val="1B426B5209F04D0FB56FC07F6996AE32"/>
-        </w:placeholder>
-        <w:showingPlcHdr/>
-        <w:dataBinding w:prefixMappings="xmlns:ns0='http://purl.org/dc/elements/1.1/' xmlns:ns1='http://schemas.openxmlformats.org/package/2006/metadata/core-properties' " w:xpath="/ns1:coreProperties[1]/ns1:category[1]" w:storeItemID="{6C3C8BC8-F283-45AE-878A-BAB7291924A1}"/>
-        <w:text/>
-      </w:sdtPr>
-      <w:sdtContent>
-        <w:r>
-          <w:rPr>
-            <w:rStyle w:val="PlaceholderText"/>
-          </w:rPr>
-          <w:t>[Category]</w:t>
-        </w:r>
-      </w:sdtContent>
-    </w:sdt>
-  </w:p>
-</w:hdr>
-</file>
-
-<file path=word/header3.xml><?xml version="1.0" encoding="utf-8"?>
-<w:hdr xmlns:wpc="http://schemas.microsoft.com/office/word/2010/wordprocessingCanvas" xmlns:cx="http://schemas.microsoft.com/office/drawing/2014/chartex" xmlns:cx1="http://schemas.microsoft.com/office/drawing/2015/9/8/chartex" xmlns:cx2="http://schemas.microsoft.com/office/drawing/2015/10/21/chartex" xmlns:cx3="http://schemas.microsoft.com/office/drawing/2016/5/9/chartex" xmlns:cx4="http://schemas.microsoft.com/office/drawing/2016/5/10/chartex" xmlns:cx5="http://schemas.microsoft.com/office/drawing/2016/5/11/chartex" xmlns:cx6="http://schemas.microsoft.com/office/drawing/2016/5/12/chartex" xmlns:cx7="http://schemas.microsoft.com/office/drawing/2016/5/13/chartex" xmlns:cx8="http://schemas.microsoft.com/office/drawing/2016/5/14/chartex" xmlns:mc="http://schemas.openxmlformats.org/markup-compatibility/2006" xmlns:aink="http://schemas.microsoft.com/office/drawing/2016/ink" xmlns:am3d="http://schemas.microsoft.com/office/drawing/2017/model3d" xmlns:o="urn:schemas-microsoft-com:office:office" xmlns:oel="http://schemas.microsoft.com/office/2019/extlst" xmlns:r="http://schemas.openxmlformats.org/officeDocument/2006/relationships" xmlns:m="http://schemas.openxmlformats.org/officeDocument/2006/math" xmlns:v="urn:schemas-microsoft-com:vml" xmlns:wp14="http://schemas.microsoft.com/office/word/2010/wordprocessingDrawing" xmlns:wp="http://schemas.openxmlformats.org/drawingml/2006/wordprocessingDrawing" xmlns:w10="urn:schemas-microsoft-com:office:word" xmlns:w="http://schemas.openxmlformats.org/wordprocessingml/2006/main" xmlns:w14="http://schemas.microsoft.com/office/word/2010/wordml" xmlns:w15="http://schemas.microsoft.com/office/word/2012/wordml" xmlns:w16cex="http://schemas.microsoft.com/office/word/2018/wordml/cex" xmlns:w16cid="http://schemas.microsoft.com/office/word/2016/wordml/cid" xmlns:w16="http://schemas.microsoft.com/office/word/2018/wordml" xmlns:w16du="http://schemas.microsoft.com/office/word/2023/wordml/word16du" xmlns:w16sdtdh="http://schemas.microsoft.com/office/word/2020/wordml/sdtdatahash" xmlns:w16sdtfl="http://schemas.microsoft.com/office/word/2024/wordml/sdtformatlock" xmlns:w16se="http://schemas.microsoft.com/office/word/2015/wordml/symex" xmlns:wpg="http://schemas.microsoft.com/office/word/2010/wordprocessingGroup" xmlns:wpi="http://schemas.microsoft.com/office/word/2010/wordprocessingInk" xmlns:wne="http://schemas.microsoft.com/office/word/2006/wordml" xmlns:wps="http://schemas.microsoft.com/office/word/2010/wordprocessingShape" mc:Ignorable="w14 w15 w16se w16cid w16 w16cex w16sdtdh w16sdtfl w16du wp14">
-  <w:p>
-    <w:pPr>
-      <w:pStyle w:val="Header"/>
-      <w:jc w:val="right"/>
-    </w:pPr>
-    <w:r>
-      <w:ptab w:relativeTo="margin" w:alignment="center" w:leader="none"/>
-    </w:r>
-    <w:r>
-      <w:ptab w:relativeTo="margin" w:alignment="right" w:leader="none"/>
-    </w:r>
-    <w:r>
-      <w:rPr>
-        <w:noProof/>
-      </w:rPr>
+      <w:rPr/>
       <w:drawing>
-        <wp:inline distT="0" distB="0" distL="0" distR="0" wp14:anchorId="14F6FBE5" wp14:editId="22766F10">
-          <wp:extent cx="1800000" cy="818941"/>
+        <wp:anchor xmlns:wp14="http://schemas.microsoft.com/office/word/2010/wordprocessingDrawing" distT="0" distB="0" distL="0" distR="0" simplePos="0" relativeHeight="3" behindDoc="1" locked="0" layoutInCell="1" allowOverlap="1" wp14:anchorId="60F38DA0" wp14:editId="7777777">
+          <wp:simplePos x="0" y="0"/>
+          <wp:positionH relativeFrom="column">
+            <wp:posOffset>5013325</wp:posOffset>
+          </wp:positionH>
+          <wp:positionV relativeFrom="paragraph">
+            <wp:posOffset>-219075</wp:posOffset>
+          </wp:positionV>
+          <wp:extent cx="1828800" cy="873125"/>
           <wp:effectExtent l="0" t="0" r="0" b="0"/>
-          <wp:docPr id="1701727866" name="Graphic 1"/>
+          <wp:wrapNone/>
+          <wp:docPr id="2" name="Picture 1" descr="A logo with text on it&#10;&#10;Description automatically generated"/>
           <wp:cNvGraphicFramePr>
             <a:graphicFrameLocks xmlns:a="http://schemas.openxmlformats.org/drawingml/2006/main" noChangeAspect="1"/>
           </wp:cNvGraphicFramePr>
@@ -3105,34 +3072,91 @@
             <a:graphicData uri="http://schemas.openxmlformats.org/drawingml/2006/picture">
               <pic:pic xmlns:pic="http://schemas.openxmlformats.org/drawingml/2006/picture">
                 <pic:nvPicPr>
-                  <pic:cNvPr id="1173876817" name="Graphic 1173876817"/>
-                  <pic:cNvPicPr/>
+                  <pic:cNvPr id="2" name="Picture 1" descr="A logo with text on it&#10;&#10;Description automatically generated"/>
+                  <pic:cNvPicPr>
+                    <a:picLocks noChangeAspect="1" noChangeArrowheads="1"/>
+                  </pic:cNvPicPr>
                 </pic:nvPicPr>
                 <pic:blipFill>
-                  <a:blip r:embed="rId1">
-                    <a:extLst>
-                      <a:ext uri="{96DAC541-7B7A-43D3-8B79-37D633B846F1}">
-                        <asvg:svgBlip xmlns:asvg="http://schemas.microsoft.com/office/drawing/2016/SVG/main" r:embed="rId2"/>
-                      </a:ext>
-                    </a:extLst>
-                  </a:blip>
+                  <a:blip r:embed="rId1"/>
                   <a:stretch>
                     <a:fillRect/>
                   </a:stretch>
                 </pic:blipFill>
-                <pic:spPr>
+                <pic:spPr bwMode="auto">
                   <a:xfrm>
                     <a:off x="0" y="0"/>
-                    <a:ext cx="1800000" cy="818941"/>
+                    <a:ext cx="1828800" cy="873125"/>
                   </a:xfrm>
                   <a:prstGeom prst="rect">
                     <a:avLst/>
                   </a:prstGeom>
+                  <a:noFill/>
                 </pic:spPr>
               </pic:pic>
             </a:graphicData>
           </a:graphic>
-        </wp:inline>
+        </wp:anchor>
+      </w:drawing>
+    </w:r>
+  </w:p>
+</w:hdr>
+</file>
+
+<file path=word/header3.xml><?xml version="1.0" encoding="utf-8"?>
+<w:hdr xmlns:o="urn:schemas-microsoft-com:office:office" xmlns:r="http://schemas.openxmlformats.org/officeDocument/2006/relationships" xmlns:v="urn:schemas-microsoft-com:vml" xmlns:w="http://schemas.openxmlformats.org/wordprocessingml/2006/main" xmlns:w10="urn:schemas-microsoft-com:office:word" xmlns:wp="http://schemas.openxmlformats.org/drawingml/2006/wordprocessingDrawing" xmlns:pic="http://schemas.openxmlformats.org/drawingml/2006/picture" xmlns:wps="http://schemas.microsoft.com/office/word/2010/wordprocessingShape" xmlns:wpg="http://schemas.microsoft.com/office/word/2010/wordprocessingGroup" xmlns:mc="http://schemas.openxmlformats.org/markup-compatibility/2006" xmlns:wp14="http://schemas.microsoft.com/office/word/2010/wordprocessingDrawing" xmlns:w14="http://schemas.microsoft.com/office/word/2010/wordml" xmlns:w15="http://schemas.microsoft.com/office/word/2012/wordml" xmlns:a="http://schemas.openxmlformats.org/drawingml/2006/main" mc:Ignorable="w14 wp14 w15">
+  <w:p xmlns:wp14="http://schemas.microsoft.com/office/word/2010/wordml" wp14:textId="77777777">
+    <w:pPr>
+      <w:pStyle w:val="Header"/>
+      <w:rPr/>
+    </w:pPr>
+    <w:r>
+      <w:rPr/>
+      <w:drawing>
+        <wp:anchor xmlns:wp14="http://schemas.microsoft.com/office/word/2010/wordprocessingDrawing" distT="0" distB="0" distL="0" distR="0" simplePos="0" relativeHeight="3" behindDoc="1" locked="0" layoutInCell="1" allowOverlap="1" wp14:anchorId="2A5E858A" wp14:editId="7777777">
+          <wp:simplePos x="0" y="0"/>
+          <wp:positionH relativeFrom="column">
+            <wp:posOffset>5013325</wp:posOffset>
+          </wp:positionH>
+          <wp:positionV relativeFrom="paragraph">
+            <wp:posOffset>-219075</wp:posOffset>
+          </wp:positionV>
+          <wp:extent cx="1828800" cy="873125"/>
+          <wp:effectExtent l="0" t="0" r="0" b="0"/>
+          <wp:wrapNone/>
+          <wp:docPr id="3" name="Picture 1" descr="A logo with text on it&#10;&#10;Description automatically generated"/>
+          <wp:cNvGraphicFramePr>
+            <a:graphicFrameLocks xmlns:a="http://schemas.openxmlformats.org/drawingml/2006/main" noChangeAspect="1"/>
+          </wp:cNvGraphicFramePr>
+          <a:graphic xmlns:a="http://schemas.openxmlformats.org/drawingml/2006/main">
+            <a:graphicData uri="http://schemas.openxmlformats.org/drawingml/2006/picture">
+              <pic:pic xmlns:pic="http://schemas.openxmlformats.org/drawingml/2006/picture">
+                <pic:nvPicPr>
+                  <pic:cNvPr id="3" name="Picture 1" descr="A logo with text on it&#10;&#10;Description automatically generated"/>
+                  <pic:cNvPicPr>
+                    <a:picLocks noChangeAspect="1" noChangeArrowheads="1"/>
+                  </pic:cNvPicPr>
+                </pic:nvPicPr>
+                <pic:blipFill>
+                  <a:blip r:embed="rId1"/>
+                  <a:stretch>
+                    <a:fillRect/>
+                  </a:stretch>
+                </pic:blipFill>
+                <pic:spPr bwMode="auto">
+                  <a:xfrm>
+                    <a:off x="0" y="0"/>
+                    <a:ext cx="1828800" cy="873125"/>
+                  </a:xfrm>
+                  <a:prstGeom prst="rect">
+                    <a:avLst/>
+                  </a:prstGeom>
+                  <a:noFill/>
+                </pic:spPr>
+              </pic:pic>
+            </a:graphicData>
+          </a:graphic>
+        </wp:anchor>
       </w:drawing>
     </w:r>
   </w:p>
@@ -3140,286 +3164,7 @@
 </file>
 
 <file path=word/numbering.xml><?xml version="1.0" encoding="utf-8"?>
-<w:numbering xmlns:aink="http://schemas.microsoft.com/office/drawing/2016/ink" xmlns:am3d="http://schemas.microsoft.com/office/drawing/2017/model3d" xmlns:cx="http://schemas.microsoft.com/office/drawing/2014/chartex" xmlns:cx1="http://schemas.microsoft.com/office/drawing/2015/9/8/chartex" xmlns:cx2="http://schemas.microsoft.com/office/drawing/2015/10/21/chartex" xmlns:cx3="http://schemas.microsoft.com/office/drawing/2016/5/9/chartex" xmlns:cx4="http://schemas.microsoft.com/office/drawing/2016/5/10/chartex" xmlns:cx5="http://schemas.microsoft.com/office/drawing/2016/5/11/chartex" xmlns:cx6="http://schemas.microsoft.com/office/drawing/2016/5/12/chartex" xmlns:cx7="http://schemas.microsoft.com/office/drawing/2016/5/13/chartex" xmlns:cx8="http://schemas.microsoft.com/office/drawing/2016/5/14/chartex" xmlns:m="http://schemas.openxmlformats.org/officeDocument/2006/math" xmlns:mc="http://schemas.openxmlformats.org/markup-compatibility/2006" xmlns:o="urn:schemas-microsoft-com:office:office" xmlns:oel="http://schemas.microsoft.com/office/2019/extlst" xmlns:r="http://schemas.openxmlformats.org/officeDocument/2006/relationships" xmlns:v="urn:schemas-microsoft-com:vml" xmlns:w="http://schemas.openxmlformats.org/wordprocessingml/2006/main" xmlns:w10="urn:schemas-microsoft-com:office:word" xmlns:w14="http://schemas.microsoft.com/office/word/2010/wordml" xmlns:w15="http://schemas.microsoft.com/office/word/2012/wordml" xmlns:w16="http://schemas.microsoft.com/office/word/2018/wordml" xmlns:w16cex="http://schemas.microsoft.com/office/word/2018/wordml/cex" xmlns:w16cid="http://schemas.microsoft.com/office/word/2016/wordml/cid" xmlns:w16du="http://schemas.microsoft.com/office/word/2023/wordml/word16du" xmlns:w16sdtdh="http://schemas.microsoft.com/office/word/2020/wordml/sdtdatahash" xmlns:w16sdtfl="http://schemas.microsoft.com/office/word/2024/wordml/sdtformatlock" xmlns:w16se="http://schemas.microsoft.com/office/word/2015/wordml/symex" xmlns:wne="http://schemas.microsoft.com/office/word/2006/wordml" xmlns:wp="http://schemas.openxmlformats.org/drawingml/2006/wordprocessingDrawing" xmlns:wp14="http://schemas.microsoft.com/office/word/2010/wordprocessingDrawing" xmlns:wpc="http://schemas.microsoft.com/office/word/2010/wordprocessingCanvas" xmlns:wpg="http://schemas.microsoft.com/office/word/2010/wordprocessingGroup" xmlns:wpi="http://schemas.microsoft.com/office/word/2010/wordprocessingInk" xmlns:wps="http://schemas.microsoft.com/office/word/2010/wordprocessingShape" mc:Ignorable="w14 w15 w16se w16cid w16 w16cex w16sdtdh w16sdtfl w16du wp14">
-  <w:abstractNum w15:restartNumberingAfterBreak="0" w:abstractNumId="0">
-    <w:nsid w:val="170CD2DE"/>
-    <w:multiLevelType w:val="multilevel"/>
-    <w:tmpl w:val="95D0F09C"/>
-    <w:lvl w:ilvl="0">
-      <w:numFmt w:val="bullet"/>
-      <w:lvlText w:val=" "/>
-      <w:lvlJc w:val="left"/>
-      <w:pPr>
-        <w:tabs>
-          <w:tab w:pos="0" w:val="num"/>
-        </w:tabs>
-        <w:ind w:hanging="480" w:left="480"/>
-      </w:pPr>
-    </w:lvl>
-    <w:lvl w:ilvl="1">
-      <w:numFmt w:val="bullet"/>
-      <w:lvlText w:val=" "/>
-      <w:lvlJc w:val="left"/>
-      <w:pPr>
-        <w:tabs>
-          <w:tab w:pos="720" w:val="num"/>
-        </w:tabs>
-        <w:ind w:hanging="480" w:left="1200"/>
-      </w:pPr>
-    </w:lvl>
-    <w:lvl w:ilvl="2">
-      <w:numFmt w:val="bullet"/>
-      <w:lvlText w:val=" "/>
-      <w:lvlJc w:val="left"/>
-      <w:pPr>
-        <w:tabs>
-          <w:tab w:pos="1440" w:val="num"/>
-        </w:tabs>
-        <w:ind w:hanging="480" w:left="1920"/>
-      </w:pPr>
-    </w:lvl>
-    <w:lvl w:ilvl="3">
-      <w:numFmt w:val="bullet"/>
-      <w:lvlText w:val=" "/>
-      <w:lvlJc w:val="left"/>
-      <w:pPr>
-        <w:tabs>
-          <w:tab w:pos="2160" w:val="num"/>
-        </w:tabs>
-        <w:ind w:hanging="480" w:left="2640"/>
-      </w:pPr>
-    </w:lvl>
-    <w:lvl w:ilvl="4">
-      <w:numFmt w:val="bullet"/>
-      <w:lvlText w:val=" "/>
-      <w:lvlJc w:val="left"/>
-      <w:pPr>
-        <w:tabs>
-          <w:tab w:pos="2880" w:val="num"/>
-        </w:tabs>
-        <w:ind w:hanging="480" w:left="3360"/>
-      </w:pPr>
-    </w:lvl>
-    <w:lvl w:ilvl="5">
-      <w:numFmt w:val="bullet"/>
-      <w:lvlText w:val=" "/>
-      <w:lvlJc w:val="left"/>
-      <w:pPr>
-        <w:tabs>
-          <w:tab w:pos="3600" w:val="num"/>
-        </w:tabs>
-        <w:ind w:hanging="480" w:left="4080"/>
-      </w:pPr>
-    </w:lvl>
-    <w:lvl w:ilvl="6">
-      <w:numFmt w:val="bullet"/>
-      <w:lvlText w:val=" "/>
-      <w:lvlJc w:val="left"/>
-      <w:pPr>
-        <w:tabs>
-          <w:tab w:pos="4320" w:val="num"/>
-        </w:tabs>
-        <w:ind w:hanging="480" w:left="4800"/>
-      </w:pPr>
-    </w:lvl>
-    <w:lvl w:ilvl="7">
-      <w:numFmt w:val="bullet"/>
-      <w:lvlText w:val=" "/>
-      <w:lvlJc w:val="left"/>
-      <w:pPr>
-        <w:tabs>
-          <w:tab w:pos="5040" w:val="num"/>
-        </w:tabs>
-        <w:ind w:hanging="480" w:left="5520"/>
-      </w:pPr>
-    </w:lvl>
-    <w:lvl w:ilvl="8">
-      <w:numFmt w:val="bullet"/>
-      <w:lvlText w:val=" "/>
-      <w:lvlJc w:val="left"/>
-      <w:pPr>
-        <w:tabs>
-          <w:tab w:pos="5760" w:val="num"/>
-        </w:tabs>
-        <w:ind w:hanging="480" w:left="6240"/>
-      </w:pPr>
-    </w:lvl>
-  </w:abstractNum>
-  <w:abstractNum w15:restartNumberingAfterBreak="0" w:abstractNumId="1">
-    <w:nsid w:val="1C603469"/>
-    <w:multiLevelType w:val="hybridMultilevel"/>
-    <w:tmpl w:val="DBFCF5A2"/>
-    <w:lvl w:ilvl="0" w:tplc="EFD8B76A">
-      <w:start w:val="1"/>
-      <w:numFmt w:val="lowerLetter"/>
-      <w:lvlText w:val="%1."/>
-      <w:lvlJc w:val="left"/>
-      <w:pPr>
-        <w:ind w:hanging="360" w:left="720"/>
-      </w:pPr>
-      <w:rPr>
-        <w:rFonts w:ascii="Arial" w:hAnsi="Arial" w:hint="default"/>
-      </w:rPr>
-    </w:lvl>
-    <w:lvl w:ilvl="1" w:tentative="1" w:tplc="0C090019">
-      <w:start w:val="1"/>
-      <w:numFmt w:val="lowerLetter"/>
-      <w:lvlText w:val="%2."/>
-      <w:lvlJc w:val="left"/>
-      <w:pPr>
-        <w:ind w:hanging="360" w:left="1440"/>
-      </w:pPr>
-    </w:lvl>
-    <w:lvl w:ilvl="2" w:tentative="1" w:tplc="0C09001B">
-      <w:start w:val="1"/>
-      <w:numFmt w:val="lowerRoman"/>
-      <w:lvlText w:val="%3."/>
-      <w:lvlJc w:val="right"/>
-      <w:pPr>
-        <w:ind w:hanging="180" w:left="2160"/>
-      </w:pPr>
-    </w:lvl>
-    <w:lvl w:ilvl="3" w:tentative="1" w:tplc="0C09000F">
-      <w:start w:val="1"/>
-      <w:numFmt w:val="decimal"/>
-      <w:lvlText w:val="%4."/>
-      <w:lvlJc w:val="left"/>
-      <w:pPr>
-        <w:ind w:hanging="360" w:left="2880"/>
-      </w:pPr>
-    </w:lvl>
-    <w:lvl w:ilvl="4" w:tentative="1" w:tplc="0C090019">
-      <w:start w:val="1"/>
-      <w:numFmt w:val="lowerLetter"/>
-      <w:lvlText w:val="%5."/>
-      <w:lvlJc w:val="left"/>
-      <w:pPr>
-        <w:ind w:hanging="360" w:left="3600"/>
-      </w:pPr>
-    </w:lvl>
-    <w:lvl w:ilvl="5" w:tentative="1" w:tplc="0C09001B">
-      <w:start w:val="1"/>
-      <w:numFmt w:val="lowerRoman"/>
-      <w:lvlText w:val="%6."/>
-      <w:lvlJc w:val="right"/>
-      <w:pPr>
-        <w:ind w:hanging="180" w:left="4320"/>
-      </w:pPr>
-    </w:lvl>
-    <w:lvl w:ilvl="6" w:tentative="1" w:tplc="0C09000F">
-      <w:start w:val="1"/>
-      <w:numFmt w:val="decimal"/>
-      <w:lvlText w:val="%7."/>
-      <w:lvlJc w:val="left"/>
-      <w:pPr>
-        <w:ind w:hanging="360" w:left="5040"/>
-      </w:pPr>
-    </w:lvl>
-    <w:lvl w:ilvl="7" w:tentative="1" w:tplc="0C090019">
-      <w:start w:val="1"/>
-      <w:numFmt w:val="lowerLetter"/>
-      <w:lvlText w:val="%8."/>
-      <w:lvlJc w:val="left"/>
-      <w:pPr>
-        <w:ind w:hanging="360" w:left="5760"/>
-      </w:pPr>
-    </w:lvl>
-    <w:lvl w:ilvl="8" w:tentative="1" w:tplc="0C09001B">
-      <w:start w:val="1"/>
-      <w:numFmt w:val="lowerRoman"/>
-      <w:lvlText w:val="%9."/>
-      <w:lvlJc w:val="right"/>
-      <w:pPr>
-        <w:ind w:hanging="180" w:left="6480"/>
-      </w:pPr>
-    </w:lvl>
-  </w:abstractNum>
-  <w:abstractNum w15:restartNumberingAfterBreak="0" w:abstractNumId="2">
-    <w:nsid w:val="76BE21DF"/>
-    <w:multiLevelType w:val="hybridMultilevel"/>
-    <w:tmpl w:val="4DB0B372"/>
-    <w:lvl w:ilvl="0" w:tplc="F836F038">
-      <w:start w:val="1"/>
-      <w:numFmt w:val="decimal"/>
-      <w:lvlText w:val="%1."/>
-      <w:lvlJc w:val="left"/>
-      <w:pPr>
-        <w:ind w:hanging="360" w:left="720"/>
-      </w:pPr>
-    </w:lvl>
-    <w:lvl w:ilvl="1" w:tentative="1" w:tplc="0C090019">
-      <w:start w:val="1"/>
-      <w:numFmt w:val="lowerLetter"/>
-      <w:lvlText w:val="%2."/>
-      <w:lvlJc w:val="left"/>
-      <w:pPr>
-        <w:ind w:hanging="360" w:left="1440"/>
-      </w:pPr>
-    </w:lvl>
-    <w:lvl w:ilvl="2" w:tentative="1" w:tplc="0C09001B">
-      <w:start w:val="1"/>
-      <w:numFmt w:val="lowerRoman"/>
-      <w:lvlText w:val="%3."/>
-      <w:lvlJc w:val="right"/>
-      <w:pPr>
-        <w:ind w:hanging="180" w:left="2160"/>
-      </w:pPr>
-    </w:lvl>
-    <w:lvl w:ilvl="3" w:tentative="1" w:tplc="0C09000F">
-      <w:start w:val="1"/>
-      <w:numFmt w:val="decimal"/>
-      <w:lvlText w:val="%4."/>
-      <w:lvlJc w:val="left"/>
-      <w:pPr>
-        <w:ind w:hanging="360" w:left="2880"/>
-      </w:pPr>
-    </w:lvl>
-    <w:lvl w:ilvl="4" w:tentative="1" w:tplc="0C090019">
-      <w:start w:val="1"/>
-      <w:numFmt w:val="lowerLetter"/>
-      <w:lvlText w:val="%5."/>
-      <w:lvlJc w:val="left"/>
-      <w:pPr>
-        <w:ind w:hanging="360" w:left="3600"/>
-      </w:pPr>
-    </w:lvl>
-    <w:lvl w:ilvl="5" w:tentative="1" w:tplc="0C09001B">
-      <w:start w:val="1"/>
-      <w:numFmt w:val="lowerRoman"/>
-      <w:lvlText w:val="%6."/>
-      <w:lvlJc w:val="right"/>
-      <w:pPr>
-        <w:ind w:hanging="180" w:left="4320"/>
-      </w:pPr>
-    </w:lvl>
-    <w:lvl w:ilvl="6" w:tentative="1" w:tplc="0C09000F">
-      <w:start w:val="1"/>
-      <w:numFmt w:val="decimal"/>
-      <w:lvlText w:val="%7."/>
-      <w:lvlJc w:val="left"/>
-      <w:pPr>
-        <w:ind w:hanging="360" w:left="5040"/>
-      </w:pPr>
-    </w:lvl>
-    <w:lvl w:ilvl="7" w:tentative="1" w:tplc="0C090019">
-      <w:start w:val="1"/>
-      <w:numFmt w:val="lowerLetter"/>
-      <w:lvlText w:val="%8."/>
-      <w:lvlJc w:val="left"/>
-      <w:pPr>
-        <w:ind w:hanging="360" w:left="5760"/>
-      </w:pPr>
-    </w:lvl>
-    <w:lvl w:ilvl="8" w:tentative="1" w:tplc="0C09001B">
-      <w:start w:val="1"/>
-      <w:numFmt w:val="lowerRoman"/>
-      <w:lvlText w:val="%9."/>
-      <w:lvlJc w:val="right"/>
-      <w:pPr>
-        <w:ind w:hanging="180" w:left="6480"/>
-      </w:pPr>
-    </w:lvl>
-  </w:abstractNum>
+<w:numbering xmlns:w="http://schemas.openxmlformats.org/wordprocessingml/2006/main">
   <w:abstractNum w:abstractNumId="990">
     <w:nsid w:val="0000A990"/>
     <w:multiLevelType w:val="multilevel"/>
@@ -3496,15 +3241,6 @@
       </w:pPr>
     </w:lvl>
   </w:abstractNum>
-  <w:num w16cid:durableId="279580174" w:numId="1">
-    <w:abstractNumId w:val="0"/>
-  </w:num>
-  <w:num w16cid:durableId="136266283" w:numId="2">
-    <w:abstractNumId w:val="1"/>
-  </w:num>
-  <w:num w16cid:durableId="692073321" w:numId="3">
-    <w:abstractNumId w:val="2"/>
-  </w:num>
   <w:num w:numId="1000">
     <w:abstractNumId w:val="990"/>
   </w:num>
@@ -3512,30 +3248,136 @@
 </file>
 
 <file path=word/styles.xml><?xml version="1.0" encoding="utf-8"?>
-<w:styles xmlns:mc="http://schemas.openxmlformats.org/markup-compatibility/2006" xmlns:r="http://schemas.openxmlformats.org/officeDocument/2006/relationships" xmlns:w="http://schemas.openxmlformats.org/wordprocessingml/2006/main" xmlns:w14="http://schemas.microsoft.com/office/word/2010/wordml" xmlns:w15="http://schemas.microsoft.com/office/word/2012/wordml" xmlns:w16="http://schemas.microsoft.com/office/word/2018/wordml" xmlns:w16cex="http://schemas.microsoft.com/office/word/2018/wordml/cex" xmlns:w16cid="http://schemas.microsoft.com/office/word/2016/wordml/cid" xmlns:w16du="http://schemas.microsoft.com/office/word/2023/wordml/word16du" xmlns:w16sdtdh="http://schemas.microsoft.com/office/word/2020/wordml/sdtdatahash" xmlns:w16sdtfl="http://schemas.microsoft.com/office/word/2024/wordml/sdtformatlock" xmlns:w16se="http://schemas.microsoft.com/office/word/2015/wordml/symex" mc:Ignorable="w14 w15 w16se w16cid w16 w16cex w16sdtdh w16sdtfl w16du">
+<w:styles xmlns:mc="http://schemas.openxmlformats.org/markup-compatibility/2006" xmlns:w="http://schemas.openxmlformats.org/wordprocessingml/2006/main" xmlns:w14="http://schemas.microsoft.com/office/word/2010/wordml" xmlns:wp14="http://schemas.microsoft.com/office/word/2010/wordprocessingDrawing" mc:Ignorable="w14 wp14">
   <w:docDefaults>
     <w:rPrDefault>
       <w:rPr>
-        <w:rFonts w:asciiTheme="minorHAnsi" w:cstheme="minorBidi" w:eastAsiaTheme="minorHAnsi" w:hAnsiTheme="minorHAnsi"/>
-        <w:sz w:val="24"/>
-        <w:szCs w:val="24"/>
-        <w:lang w:bidi="ar-SA" w:eastAsia="en-US" w:val="en-US"/>
+        <w:rFonts w:ascii="Aptos" w:asciiTheme="minorHAnsi" w:cs="" w:cstheme="minorBidi" w:eastAsia="Aptos" w:eastAsiaTheme="minorHAnsi" w:hAnsi="Aptos" w:hAnsiTheme="minorHAnsi"/>
+        <w:kern w:val="2"/>
+        <w:sz w:val="22"/>
+        <w:szCs w:val="22"/>
+        <w:lang w:bidi="ar-SA" w:eastAsia="en-US" w:val="en-AU"/>
+        <w14:ligatures w14:val="standardContextual"/>
       </w:rPr>
     </w:rPrDefault>
     <w:pPrDefault>
       <w:pPr>
-        <w:spacing w:after="200"/>
+        <w:suppressAutoHyphens w:val="true"/>
       </w:pPr>
     </w:pPrDefault>
   </w:docDefaults>
-  <w:latentStyles w:count="376" w:defLockedState="0" w:defQFormat="0" w:defSemiHidden="0" w:defUIPriority="0" w:defUnhideWhenUsed="0">
-    <w:lsdException w:name="toc 1" w:uiPriority="39"/>
-    <w:lsdException w:name="toc 2" w:uiPriority="39"/>
-    <w:lsdException w:name="toc 3" w:uiPriority="39"/>
-    <w:lsdException w:name="header" w:uiPriority="99"/>
-    <w:lsdException w:name="footer" w:uiPriority="99"/>
-    <w:lsdException w:name="Hyperlink" w:uiPriority="99"/>
+  <w:latentStyles w:count="376" w:defLockedState="0" w:defQFormat="0" w:defSemiHidden="0" w:defUIPriority="99" w:defUnhideWhenUsed="0">
+    <w:lsdException w:name="Normal" w:qFormat="1" w:uiPriority="0"/>
+    <w:lsdException w:name="heading 1" w:qFormat="1" w:uiPriority="9"/>
+    <w:lsdException w:name="heading 2" w:qFormat="1" w:semiHidden="1" w:uiPriority="9" w:unhideWhenUsed="1"/>
+    <w:lsdException w:name="heading 3" w:qFormat="1" w:semiHidden="1" w:uiPriority="9" w:unhideWhenUsed="1"/>
+    <w:lsdException w:name="heading 4" w:qFormat="1" w:semiHidden="1" w:uiPriority="9" w:unhideWhenUsed="1"/>
+    <w:lsdException w:name="heading 5" w:qFormat="1" w:semiHidden="1" w:uiPriority="9" w:unhideWhenUsed="1"/>
+    <w:lsdException w:name="heading 6" w:qFormat="1" w:semiHidden="1" w:uiPriority="9" w:unhideWhenUsed="1"/>
+    <w:lsdException w:name="heading 7" w:qFormat="1" w:semiHidden="1" w:uiPriority="9" w:unhideWhenUsed="1"/>
+    <w:lsdException w:name="heading 8" w:qFormat="1" w:semiHidden="1" w:uiPriority="9" w:unhideWhenUsed="1"/>
+    <w:lsdException w:name="heading 9" w:qFormat="1" w:semiHidden="1" w:uiPriority="9" w:unhideWhenUsed="1"/>
+    <w:lsdException w:name="index 1" w:semiHidden="1" w:unhideWhenUsed="1"/>
+    <w:lsdException w:name="index 2" w:semiHidden="1" w:unhideWhenUsed="1"/>
+    <w:lsdException w:name="index 3" w:semiHidden="1" w:unhideWhenUsed="1"/>
+    <w:lsdException w:name="index 4" w:semiHidden="1" w:unhideWhenUsed="1"/>
+    <w:lsdException w:name="index 5" w:semiHidden="1" w:unhideWhenUsed="1"/>
+    <w:lsdException w:name="index 6" w:semiHidden="1" w:unhideWhenUsed="1"/>
+    <w:lsdException w:name="index 7" w:semiHidden="1" w:unhideWhenUsed="1"/>
+    <w:lsdException w:name="index 8" w:semiHidden="1" w:unhideWhenUsed="1"/>
+    <w:lsdException w:name="index 9" w:semiHidden="1" w:unhideWhenUsed="1"/>
+    <w:lsdException w:name="toc 1" w:semiHidden="1" w:uiPriority="39" w:unhideWhenUsed="1"/>
+    <w:lsdException w:name="toc 2" w:semiHidden="1" w:uiPriority="39" w:unhideWhenUsed="1"/>
+    <w:lsdException w:name="toc 3" w:semiHidden="1" w:uiPriority="39" w:unhideWhenUsed="1"/>
+    <w:lsdException w:name="toc 4" w:semiHidden="1" w:uiPriority="39" w:unhideWhenUsed="1"/>
+    <w:lsdException w:name="toc 5" w:semiHidden="1" w:uiPriority="39" w:unhideWhenUsed="1"/>
+    <w:lsdException w:name="toc 6" w:semiHidden="1" w:uiPriority="39" w:unhideWhenUsed="1"/>
+    <w:lsdException w:name="toc 7" w:semiHidden="1" w:uiPriority="39" w:unhideWhenUsed="1"/>
+    <w:lsdException w:name="toc 8" w:semiHidden="1" w:uiPriority="39" w:unhideWhenUsed="1"/>
+    <w:lsdException w:name="toc 9" w:semiHidden="1" w:uiPriority="39" w:unhideWhenUsed="1"/>
+    <w:lsdException w:name="Normal Indent" w:semiHidden="1" w:unhideWhenUsed="1"/>
+    <w:lsdException w:name="footnote text" w:semiHidden="1" w:unhideWhenUsed="1"/>
+    <w:lsdException w:name="annotation text" w:semiHidden="1" w:unhideWhenUsed="1"/>
+    <w:lsdException w:name="header" w:semiHidden="1" w:unhideWhenUsed="1"/>
+    <w:lsdException w:name="footer" w:semiHidden="1" w:unhideWhenUsed="1"/>
+    <w:lsdException w:name="index heading" w:semiHidden="1" w:unhideWhenUsed="1"/>
+    <w:lsdException w:name="caption" w:qFormat="1" w:semiHidden="1" w:uiPriority="35" w:unhideWhenUsed="1"/>
+    <w:lsdException w:name="table of figures" w:semiHidden="1" w:unhideWhenUsed="1"/>
+    <w:lsdException w:name="envelope address" w:semiHidden="1" w:unhideWhenUsed="1"/>
+    <w:lsdException w:name="envelope return" w:semiHidden="1" w:unhideWhenUsed="1"/>
+    <w:lsdException w:name="footnote reference" w:semiHidden="1" w:unhideWhenUsed="1"/>
+    <w:lsdException w:name="annotation reference" w:semiHidden="1" w:unhideWhenUsed="1"/>
+    <w:lsdException w:name="line number" w:semiHidden="1" w:unhideWhenUsed="1"/>
+    <w:lsdException w:name="page number" w:semiHidden="1" w:unhideWhenUsed="1"/>
+    <w:lsdException w:name="endnote reference" w:semiHidden="1" w:unhideWhenUsed="1"/>
+    <w:lsdException w:name="endnote text" w:semiHidden="1" w:unhideWhenUsed="1"/>
+    <w:lsdException w:name="table of authorities" w:semiHidden="1" w:unhideWhenUsed="1"/>
+    <w:lsdException w:name="macro" w:semiHidden="1" w:unhideWhenUsed="1"/>
+    <w:lsdException w:name="toa heading" w:semiHidden="1" w:unhideWhenUsed="1"/>
+    <w:lsdException w:name="List" w:semiHidden="1" w:unhideWhenUsed="1"/>
+    <w:lsdException w:name="List Bullet" w:semiHidden="1" w:unhideWhenUsed="1"/>
+    <w:lsdException w:name="List Number" w:semiHidden="1" w:unhideWhenUsed="1"/>
+    <w:lsdException w:name="List 2" w:semiHidden="1" w:unhideWhenUsed="1"/>
+    <w:lsdException w:name="List 3" w:semiHidden="1" w:unhideWhenUsed="1"/>
+    <w:lsdException w:name="List 4" w:semiHidden="1" w:unhideWhenUsed="1"/>
+    <w:lsdException w:name="List 5" w:semiHidden="1" w:unhideWhenUsed="1"/>
+    <w:lsdException w:name="List Bullet 2" w:semiHidden="1" w:unhideWhenUsed="1"/>
+    <w:lsdException w:name="List Bullet 3" w:semiHidden="1" w:unhideWhenUsed="1"/>
+    <w:lsdException w:name="List Bullet 4" w:semiHidden="1" w:unhideWhenUsed="1"/>
+    <w:lsdException w:name="List Bullet 5" w:semiHidden="1" w:unhideWhenUsed="1"/>
+    <w:lsdException w:name="List Number 2" w:semiHidden="1" w:unhideWhenUsed="1"/>
+    <w:lsdException w:name="List Number 3" w:semiHidden="1" w:unhideWhenUsed="1"/>
+    <w:lsdException w:name="List Number 4" w:semiHidden="1" w:unhideWhenUsed="1"/>
+    <w:lsdException w:name="List Number 5" w:semiHidden="1" w:unhideWhenUsed="1"/>
+    <w:lsdException w:name="Title" w:qFormat="1" w:uiPriority="10"/>
+    <w:lsdException w:name="Closing" w:semiHidden="1" w:unhideWhenUsed="1"/>
+    <w:lsdException w:name="Signature" w:semiHidden="1" w:unhideWhenUsed="1"/>
+    <w:lsdException w:name="Default Paragraph Font" w:semiHidden="1" w:uiPriority="1" w:unhideWhenUsed="1"/>
+    <w:lsdException w:name="Body Text" w:semiHidden="1" w:unhideWhenUsed="1"/>
+    <w:lsdException w:name="Body Text Indent" w:semiHidden="1" w:unhideWhenUsed="1"/>
+    <w:lsdException w:name="List Continue" w:semiHidden="1" w:unhideWhenUsed="1"/>
+    <w:lsdException w:name="List Continue 2" w:semiHidden="1" w:unhideWhenUsed="1"/>
+    <w:lsdException w:name="List Continue 3" w:semiHidden="1" w:unhideWhenUsed="1"/>
+    <w:lsdException w:name="List Continue 4" w:semiHidden="1" w:unhideWhenUsed="1"/>
+    <w:lsdException w:name="List Continue 5" w:semiHidden="1" w:unhideWhenUsed="1"/>
+    <w:lsdException w:name="Message Header" w:semiHidden="1" w:unhideWhenUsed="1"/>
+    <w:lsdException w:name="Subtitle" w:qFormat="1" w:uiPriority="11"/>
+    <w:lsdException w:name="Salutation" w:semiHidden="1" w:unhideWhenUsed="1"/>
+    <w:lsdException w:name="Date" w:semiHidden="1" w:unhideWhenUsed="1"/>
+    <w:lsdException w:name="Body Text First Indent" w:semiHidden="1" w:unhideWhenUsed="1"/>
+    <w:lsdException w:name="Body Text First Indent 2" w:semiHidden="1" w:unhideWhenUsed="1"/>
+    <w:lsdException w:name="Note Heading" w:semiHidden="1" w:unhideWhenUsed="1"/>
+    <w:lsdException w:name="Body Text 2" w:semiHidden="1" w:unhideWhenUsed="1"/>
+    <w:lsdException w:name="Body Text 3" w:semiHidden="1" w:unhideWhenUsed="1"/>
+    <w:lsdException w:name="Body Text Indent 2" w:semiHidden="1" w:unhideWhenUsed="1"/>
+    <w:lsdException w:name="Body Text Indent 3" w:semiHidden="1" w:unhideWhenUsed="1"/>
+    <w:lsdException w:name="Block Text" w:semiHidden="1" w:unhideWhenUsed="1"/>
+    <w:lsdException w:name="Hyperlink" w:semiHidden="1" w:unhideWhenUsed="1"/>
+    <w:lsdException w:name="FollowedHyperlink" w:semiHidden="1" w:unhideWhenUsed="1"/>
+    <w:lsdException w:name="Strong" w:qFormat="1" w:uiPriority="22"/>
+    <w:lsdException w:name="Emphasis" w:qFormat="1" w:uiPriority="20"/>
+    <w:lsdException w:name="Document Map" w:semiHidden="1" w:unhideWhenUsed="1"/>
+    <w:lsdException w:name="Plain Text" w:semiHidden="1" w:unhideWhenUsed="1"/>
+    <w:lsdException w:name="E-mail Signature" w:semiHidden="1" w:unhideWhenUsed="1"/>
+    <w:lsdException w:name="HTML Top of Form" w:semiHidden="1" w:unhideWhenUsed="1"/>
+    <w:lsdException w:name="HTML Bottom of Form" w:semiHidden="1" w:unhideWhenUsed="1"/>
+    <w:lsdException w:name="Normal (Web)" w:semiHidden="1" w:unhideWhenUsed="1"/>
+    <w:lsdException w:name="HTML Acronym" w:semiHidden="1" w:unhideWhenUsed="1"/>
+    <w:lsdException w:name="HTML Address" w:semiHidden="1" w:unhideWhenUsed="1"/>
+    <w:lsdException w:name="HTML Cite" w:semiHidden="1" w:unhideWhenUsed="1"/>
+    <w:lsdException w:name="HTML Code" w:semiHidden="1" w:unhideWhenUsed="1"/>
+    <w:lsdException w:name="HTML Definition" w:semiHidden="1" w:unhideWhenUsed="1"/>
+    <w:lsdException w:name="HTML Keyboard" w:semiHidden="1" w:unhideWhenUsed="1"/>
+    <w:lsdException w:name="HTML Preformatted" w:semiHidden="1" w:unhideWhenUsed="1"/>
+    <w:lsdException w:name="HTML Sample" w:semiHidden="1" w:unhideWhenUsed="1"/>
+    <w:lsdException w:name="HTML Typewriter" w:semiHidden="1" w:unhideWhenUsed="1"/>
+    <w:lsdException w:name="HTML Variable" w:semiHidden="1" w:unhideWhenUsed="1"/>
     <w:lsdException w:name="Normal Table" w:semiHidden="1" w:unhideWhenUsed="1"/>
+    <w:lsdException w:name="annotation subject" w:semiHidden="1" w:unhideWhenUsed="1"/>
+    <w:lsdException w:name="No List" w:semiHidden="1" w:unhideWhenUsed="1"/>
+    <w:lsdException w:name="Outline List 1" w:semiHidden="1" w:unhideWhenUsed="1"/>
+    <w:lsdException w:name="Outline List 2" w:semiHidden="1" w:unhideWhenUsed="1"/>
+    <w:lsdException w:name="Outline List 3" w:semiHidden="1" w:unhideWhenUsed="1"/>
     <w:lsdException w:name="Table Simple 1" w:semiHidden="1" w:unhideWhenUsed="1"/>
     <w:lsdException w:name="Table Simple 2" w:semiHidden="1" w:unhideWhenUsed="1"/>
     <w:lsdException w:name="Table Simple 3" w:semiHidden="1" w:unhideWhenUsed="1"/>
@@ -3578,105 +3420,129 @@
     <w:lsdException w:name="Table Web 1" w:semiHidden="1" w:unhideWhenUsed="1"/>
     <w:lsdException w:name="Table Web 2" w:semiHidden="1" w:unhideWhenUsed="1"/>
     <w:lsdException w:name="Table Web 3" w:semiHidden="1" w:unhideWhenUsed="1"/>
+    <w:lsdException w:name="Balloon Text" w:semiHidden="1" w:unhideWhenUsed="1"/>
+    <w:lsdException w:name="Table Grid" w:uiPriority="39"/>
     <w:lsdException w:name="Table Theme" w:semiHidden="1" w:unhideWhenUsed="1"/>
-    <w:lsdException w:name="Light Shading"/>
-    <w:lsdException w:name="Light List"/>
-    <w:lsdException w:name="Light Grid"/>
-    <w:lsdException w:name="Medium Shading 1"/>
-    <w:lsdException w:name="Medium Shading 2"/>
-    <w:lsdException w:name="Medium List 1"/>
-    <w:lsdException w:name="Medium List 2"/>
-    <w:lsdException w:name="Medium Grid 1"/>
-    <w:lsdException w:name="Medium Grid 2"/>
-    <w:lsdException w:name="Medium Grid 3"/>
-    <w:lsdException w:name="Dark List"/>
-    <w:lsdException w:name="Colorful Shading"/>
-    <w:lsdException w:name="Colorful List"/>
-    <w:lsdException w:name="Colorful Grid"/>
-    <w:lsdException w:name="Light Shading Accent 1"/>
-    <w:lsdException w:name="Light List Accent 1"/>
-    <w:lsdException w:name="Light Grid Accent 1"/>
-    <w:lsdException w:name="Medium Shading 1 Accent 1"/>
-    <w:lsdException w:name="Medium Shading 2 Accent 1"/>
-    <w:lsdException w:name="Medium List 1 Accent 1"/>
-    <w:lsdException w:name="Medium List 2 Accent 1"/>
-    <w:lsdException w:name="Medium Grid 1 Accent 1"/>
-    <w:lsdException w:name="Medium Grid 2 Accent 1"/>
-    <w:lsdException w:name="Medium Grid 3 Accent 1"/>
-    <w:lsdException w:name="Dark List Accent 1"/>
-    <w:lsdException w:name="Colorful Shading Accent 1"/>
-    <w:lsdException w:name="Colorful List Accent 1"/>
-    <w:lsdException w:name="Colorful Grid Accent 1"/>
-    <w:lsdException w:name="Light Shading Accent 2"/>
-    <w:lsdException w:name="Light List Accent 2"/>
-    <w:lsdException w:name="Light Grid Accent 2"/>
-    <w:lsdException w:name="Medium Shading 1 Accent 2"/>
-    <w:lsdException w:name="Medium Shading 2 Accent 2"/>
-    <w:lsdException w:name="Medium List 1 Accent 2"/>
-    <w:lsdException w:name="Medium List 2 Accent 2"/>
-    <w:lsdException w:name="Medium Grid 1 Accent 2"/>
-    <w:lsdException w:name="Medium Grid 2 Accent 2"/>
-    <w:lsdException w:name="Medium Grid 3 Accent 2"/>
-    <w:lsdException w:name="Dark List Accent 2"/>
-    <w:lsdException w:name="Colorful Shading Accent 2"/>
-    <w:lsdException w:name="Colorful List Accent 2"/>
-    <w:lsdException w:name="Colorful Grid Accent 2"/>
-    <w:lsdException w:name="Light Shading Accent 3"/>
-    <w:lsdException w:name="Light List Accent 3"/>
-    <w:lsdException w:name="Light Grid Accent 3"/>
-    <w:lsdException w:name="Medium Shading 1 Accent 3"/>
-    <w:lsdException w:name="Medium Shading 2 Accent 3"/>
-    <w:lsdException w:name="Medium List 1 Accent 3"/>
-    <w:lsdException w:name="Medium List 2 Accent 3"/>
-    <w:lsdException w:name="Medium Grid 1 Accent 3"/>
-    <w:lsdException w:name="Medium Grid 2 Accent 3"/>
-    <w:lsdException w:name="Medium Grid 3 Accent 3"/>
-    <w:lsdException w:name="Dark List Accent 3"/>
-    <w:lsdException w:name="Colorful Shading Accent 3"/>
-    <w:lsdException w:name="Colorful List Accent 3"/>
-    <w:lsdException w:name="Colorful Grid Accent 3"/>
-    <w:lsdException w:name="Light Shading Accent 4"/>
-    <w:lsdException w:name="Light List Accent 4"/>
-    <w:lsdException w:name="Light Grid Accent 4"/>
-    <w:lsdException w:name="Medium Shading 1 Accent 4"/>
-    <w:lsdException w:name="Medium Shading 2 Accent 4"/>
-    <w:lsdException w:name="Medium List 1 Accent 4"/>
-    <w:lsdException w:name="Medium List 2 Accent 4"/>
-    <w:lsdException w:name="Medium Grid 1 Accent 4"/>
-    <w:lsdException w:name="Medium Grid 2 Accent 4"/>
-    <w:lsdException w:name="Medium Grid 3 Accent 4"/>
-    <w:lsdException w:name="Dark List Accent 4"/>
-    <w:lsdException w:name="Colorful Shading Accent 4"/>
-    <w:lsdException w:name="Colorful List Accent 4"/>
-    <w:lsdException w:name="Colorful Grid Accent 4"/>
-    <w:lsdException w:name="Light Shading Accent 5"/>
-    <w:lsdException w:name="Light List Accent 5"/>
-    <w:lsdException w:name="Light Grid Accent 5"/>
-    <w:lsdException w:name="Medium Shading 1 Accent 5"/>
-    <w:lsdException w:name="Medium Shading 2 Accent 5"/>
-    <w:lsdException w:name="Medium List 1 Accent 5"/>
-    <w:lsdException w:name="Medium List 2 Accent 5"/>
-    <w:lsdException w:name="Medium Grid 1 Accent 5"/>
-    <w:lsdException w:name="Medium Grid 2 Accent 5"/>
-    <w:lsdException w:name="Medium Grid 3 Accent 5"/>
-    <w:lsdException w:name="Dark List Accent 5"/>
-    <w:lsdException w:name="Colorful Shading Accent 5"/>
-    <w:lsdException w:name="Colorful List Accent 5"/>
-    <w:lsdException w:name="Colorful Grid Accent 5"/>
-    <w:lsdException w:name="Light Shading Accent 6"/>
-    <w:lsdException w:name="Light List Accent 6"/>
-    <w:lsdException w:name="Light Grid Accent 6"/>
-    <w:lsdException w:name="Medium Shading 1 Accent 6"/>
-    <w:lsdException w:name="Medium Shading 2 Accent 6"/>
-    <w:lsdException w:name="Medium List 1 Accent 6"/>
-    <w:lsdException w:name="Medium List 2 Accent 6"/>
-    <w:lsdException w:name="Medium Grid 1 Accent 6"/>
-    <w:lsdException w:name="Medium Grid 2 Accent 6"/>
-    <w:lsdException w:name="Medium Grid 3 Accent 6"/>
-    <w:lsdException w:name="Dark List Accent 6"/>
-    <w:lsdException w:name="Colorful Shading Accent 6"/>
-    <w:lsdException w:name="Colorful List Accent 6"/>
-    <w:lsdException w:name="Colorful Grid Accent 6"/>
+    <w:lsdException w:name="Placeholder Text" w:semiHidden="1"/>
+    <w:lsdException w:name="No Spacing" w:qFormat="1" w:uiPriority="1"/>
+    <w:lsdException w:name="Light Shading" w:uiPriority="60"/>
+    <w:lsdException w:name="Light List" w:uiPriority="61"/>
+    <w:lsdException w:name="Light Grid" w:uiPriority="62"/>
+    <w:lsdException w:name="Medium Shading 1" w:uiPriority="63"/>
+    <w:lsdException w:name="Medium Shading 2" w:uiPriority="64"/>
+    <w:lsdException w:name="Medium List 1" w:uiPriority="65"/>
+    <w:lsdException w:name="Medium List 2" w:uiPriority="66"/>
+    <w:lsdException w:name="Medium Grid 1" w:uiPriority="67"/>
+    <w:lsdException w:name="Medium Grid 2" w:uiPriority="68"/>
+    <w:lsdException w:name="Medium Grid 3" w:uiPriority="69"/>
+    <w:lsdException w:name="Dark List" w:uiPriority="70"/>
+    <w:lsdException w:name="Colorful Shading" w:uiPriority="71"/>
+    <w:lsdException w:name="Colorful List" w:uiPriority="72"/>
+    <w:lsdException w:name="Colorful Grid" w:uiPriority="73"/>
+    <w:lsdException w:name="Light Shading Accent 1" w:uiPriority="60"/>
+    <w:lsdException w:name="Light List Accent 1" w:uiPriority="61"/>
+    <w:lsdException w:name="Light Grid Accent 1" w:uiPriority="62"/>
+    <w:lsdException w:name="Medium Shading 1 Accent 1" w:uiPriority="63"/>
+    <w:lsdException w:name="Medium Shading 2 Accent 1" w:uiPriority="64"/>
+    <w:lsdException w:name="Medium List 1 Accent 1" w:uiPriority="65"/>
+    <w:lsdException w:name="Revision" w:semiHidden="1"/>
+    <w:lsdException w:name="List Paragraph" w:qFormat="1" w:uiPriority="34"/>
+    <w:lsdException w:name="Quote" w:qFormat="1" w:uiPriority="29"/>
+    <w:lsdException w:name="Intense Quote" w:qFormat="1" w:uiPriority="30"/>
+    <w:lsdException w:name="Medium List 2 Accent 1" w:uiPriority="66"/>
+    <w:lsdException w:name="Medium Grid 1 Accent 1" w:uiPriority="67"/>
+    <w:lsdException w:name="Medium Grid 2 Accent 1" w:uiPriority="68"/>
+    <w:lsdException w:name="Medium Grid 3 Accent 1" w:uiPriority="69"/>
+    <w:lsdException w:name="Dark List Accent 1" w:uiPriority="70"/>
+    <w:lsdException w:name="Colorful Shading Accent 1" w:uiPriority="71"/>
+    <w:lsdException w:name="Colorful List Accent 1" w:uiPriority="72"/>
+    <w:lsdException w:name="Colorful Grid Accent 1" w:uiPriority="73"/>
+    <w:lsdException w:name="Light Shading Accent 2" w:uiPriority="60"/>
+    <w:lsdException w:name="Light List Accent 2" w:uiPriority="61"/>
+    <w:lsdException w:name="Light Grid Accent 2" w:uiPriority="62"/>
+    <w:lsdException w:name="Medium Shading 1 Accent 2" w:uiPriority="63"/>
+    <w:lsdException w:name="Medium Shading 2 Accent 2" w:uiPriority="64"/>
+    <w:lsdException w:name="Medium List 1 Accent 2" w:uiPriority="65"/>
+    <w:lsdException w:name="Medium List 2 Accent 2" w:uiPriority="66"/>
+    <w:lsdException w:name="Medium Grid 1 Accent 2" w:uiPriority="67"/>
+    <w:lsdException w:name="Medium Grid 2 Accent 2" w:uiPriority="68"/>
+    <w:lsdException w:name="Medium Grid 3 Accent 2" w:uiPriority="69"/>
+    <w:lsdException w:name="Dark List Accent 2" w:uiPriority="70"/>
+    <w:lsdException w:name="Colorful Shading Accent 2" w:uiPriority="71"/>
+    <w:lsdException w:name="Colorful List Accent 2" w:uiPriority="72"/>
+    <w:lsdException w:name="Colorful Grid Accent 2" w:uiPriority="73"/>
+    <w:lsdException w:name="Light Shading Accent 3" w:uiPriority="60"/>
+    <w:lsdException w:name="Light List Accent 3" w:uiPriority="61"/>
+    <w:lsdException w:name="Light Grid Accent 3" w:uiPriority="62"/>
+    <w:lsdException w:name="Medium Shading 1 Accent 3" w:uiPriority="63"/>
+    <w:lsdException w:name="Medium Shading 2 Accent 3" w:uiPriority="64"/>
+    <w:lsdException w:name="Medium List 1 Accent 3" w:uiPriority="65"/>
+    <w:lsdException w:name="Medium List 2 Accent 3" w:uiPriority="66"/>
+    <w:lsdException w:name="Medium Grid 1 Accent 3" w:uiPriority="67"/>
+    <w:lsdException w:name="Medium Grid 2 Accent 3" w:uiPriority="68"/>
+    <w:lsdException w:name="Medium Grid 3 Accent 3" w:uiPriority="69"/>
+    <w:lsdException w:name="Dark List Accent 3" w:uiPriority="70"/>
+    <w:lsdException w:name="Colorful Shading Accent 3" w:uiPriority="71"/>
+    <w:lsdException w:name="Colorful List Accent 3" w:uiPriority="72"/>
+    <w:lsdException w:name="Colorful Grid Accent 3" w:uiPriority="73"/>
+    <w:lsdException w:name="Light Shading Accent 4" w:uiPriority="60"/>
+    <w:lsdException w:name="Light List Accent 4" w:uiPriority="61"/>
+    <w:lsdException w:name="Light Grid Accent 4" w:uiPriority="62"/>
+    <w:lsdException w:name="Medium Shading 1 Accent 4" w:uiPriority="63"/>
+    <w:lsdException w:name="Medium Shading 2 Accent 4" w:uiPriority="64"/>
+    <w:lsdException w:name="Medium List 1 Accent 4" w:uiPriority="65"/>
+    <w:lsdException w:name="Medium List 2 Accent 4" w:uiPriority="66"/>
+    <w:lsdException w:name="Medium Grid 1 Accent 4" w:uiPriority="67"/>
+    <w:lsdException w:name="Medium Grid 2 Accent 4" w:uiPriority="68"/>
+    <w:lsdException w:name="Medium Grid 3 Accent 4" w:uiPriority="69"/>
+    <w:lsdException w:name="Dark List Accent 4" w:uiPriority="70"/>
+    <w:lsdException w:name="Colorful Shading Accent 4" w:uiPriority="71"/>
+    <w:lsdException w:name="Colorful List Accent 4" w:uiPriority="72"/>
+    <w:lsdException w:name="Colorful Grid Accent 4" w:uiPriority="73"/>
+    <w:lsdException w:name="Light Shading Accent 5" w:uiPriority="60"/>
+    <w:lsdException w:name="Light List Accent 5" w:uiPriority="61"/>
+    <w:lsdException w:name="Light Grid Accent 5" w:uiPriority="62"/>
+    <w:lsdException w:name="Medium Shading 1 Accent 5" w:uiPriority="63"/>
+    <w:lsdException w:name="Medium Shading 2 Accent 5" w:uiPriority="64"/>
+    <w:lsdException w:name="Medium List 1 Accent 5" w:uiPriority="65"/>
+    <w:lsdException w:name="Medium List 2 Accent 5" w:uiPriority="66"/>
+    <w:lsdException w:name="Medium Grid 1 Accent 5" w:uiPriority="67"/>
+    <w:lsdException w:name="Medium Grid 2 Accent 5" w:uiPriority="68"/>
+    <w:lsdException w:name="Medium Grid 3 Accent 5" w:uiPriority="69"/>
+    <w:lsdException w:name="Dark List Accent 5" w:uiPriority="70"/>
+    <w:lsdException w:name="Colorful Shading Accent 5" w:uiPriority="71"/>
+    <w:lsdException w:name="Colorful List Accent 5" w:uiPriority="72"/>
+    <w:lsdException w:name="Colorful Grid Accent 5" w:uiPriority="73"/>
+    <w:lsdException w:name="Light Shading Accent 6" w:uiPriority="60"/>
+    <w:lsdException w:name="Light List Accent 6" w:uiPriority="61"/>
+    <w:lsdException w:name="Light Grid Accent 6" w:uiPriority="62"/>
+    <w:lsdException w:name="Medium Shading 1 Accent 6" w:uiPriority="63"/>
+    <w:lsdException w:name="Medium Shading 2 Accent 6" w:uiPriority="64"/>
+    <w:lsdException w:name="Medium List 1 Accent 6" w:uiPriority="65"/>
+    <w:lsdException w:name="Medium List 2 Accent 6" w:uiPriority="66"/>
+    <w:lsdException w:name="Medium Grid 1 Accent 6" w:uiPriority="67"/>
+    <w:lsdException w:name="Medium Grid 2 Accent 6" w:uiPriority="68"/>
+    <w:lsdException w:name="Medium Grid 3 Accent 6" w:uiPriority="69"/>
+    <w:lsdException w:name="Dark List Accent 6" w:uiPriority="70"/>
+    <w:lsdException w:name="Colorful Shading Accent 6" w:uiPriority="71"/>
+    <w:lsdException w:name="Colorful List Accent 6" w:uiPriority="72"/>
+    <w:lsdException w:name="Colorful Grid Accent 6" w:uiPriority="73"/>
+    <w:lsdException w:name="Subtle Emphasis" w:qFormat="1" w:uiPriority="19"/>
+    <w:lsdException w:name="Intense Emphasis" w:qFormat="1" w:uiPriority="21"/>
+    <w:lsdException w:name="Subtle Reference" w:qFormat="1" w:uiPriority="31"/>
+    <w:lsdException w:name="Intense Reference" w:qFormat="1" w:uiPriority="32"/>
+    <w:lsdException w:name="Book Title" w:qFormat="1" w:uiPriority="33"/>
+    <w:lsdException w:name="Bibliography" w:semiHidden="1" w:uiPriority="37" w:unhideWhenUsed="1"/>
+    <w:lsdException w:name="TOC Heading" w:qFormat="1" w:semiHidden="1" w:uiPriority="39" w:unhideWhenUsed="1"/>
+    <w:lsdException w:name="Plain Table 1" w:uiPriority="41"/>
+    <w:lsdException w:name="Plain Table 2" w:uiPriority="42"/>
+    <w:lsdException w:name="Plain Table 3" w:uiPriority="43"/>
+    <w:lsdException w:name="Plain Table 4" w:uiPriority="44"/>
+    <w:lsdException w:name="Plain Table 5" w:uiPriority="45"/>
+    <w:lsdException w:name="Grid Table Light" w:uiPriority="40"/>
+    <w:lsdException w:name="Grid Table 1 Light" w:uiPriority="46"/>
+    <w:lsdException w:name="Grid Table 2" w:uiPriority="47"/>
+    <w:lsdException w:name="Grid Table 3" w:uiPriority="48"/>
     <w:lsdException w:name="Grid Table 4" w:uiPriority="49"/>
     <w:lsdException w:name="Grid Table 5 Dark" w:uiPriority="50"/>
     <w:lsdException w:name="Grid Table 6 Colorful" w:uiPriority="51"/>
@@ -3772,195 +3638,224 @@
     <w:lsdException w:name="List Table 5 Dark Accent 6" w:uiPriority="50"/>
     <w:lsdException w:name="List Table 6 Colorful Accent 6" w:uiPriority="51"/>
     <w:lsdException w:name="List Table 7 Colorful Accent 6" w:uiPriority="52"/>
-    <w:lsdException w:name="Mention" w:semiHidden="1" w:uiPriority="99" w:unhideWhenUsed="1"/>
-    <w:lsdException w:name="Smart Hyperlink" w:semiHidden="1" w:uiPriority="99" w:unhideWhenUsed="1"/>
-    <w:lsdException w:name="Hashtag" w:semiHidden="1" w:uiPriority="99" w:unhideWhenUsed="1"/>
-    <w:lsdException w:name="Unresolved Mention" w:semiHidden="1" w:uiPriority="99" w:unhideWhenUsed="1"/>
-    <w:lsdException w:name="Smart Link" w:semiHidden="1" w:uiPriority="99" w:unhideWhenUsed="1"/>
+    <w:lsdException w:name="Mention" w:semiHidden="1" w:unhideWhenUsed="1"/>
+    <w:lsdException w:name="Smart Hyperlink" w:semiHidden="1" w:unhideWhenUsed="1"/>
+    <w:lsdException w:name="Hashtag" w:semiHidden="1" w:unhideWhenUsed="1"/>
+    <w:lsdException w:name="Unresolved Mention" w:semiHidden="1" w:unhideWhenUsed="1"/>
+    <w:lsdException w:name="Smart Link" w:semiHidden="1" w:unhideWhenUsed="1"/>
   </w:latentStyles>
   <w:style w:default="1" w:styleId="Normal" w:type="paragraph">
     <w:name w:val="Normal"/>
     <w:qFormat/>
-    <w:rsid w:val="00706FD1"/>
-    <w:rPr>
-      <w:rFonts w:ascii="Proxima Nova Rg" w:cs="Times New Roman (Body CS)" w:eastAsiaTheme="minorEastAsia" w:hAnsi="Proxima Nova Rg"/>
-      <w:kern w:val="21"/>
+    <w:rsid w:val="00d81110"/>
+    <w:pPr>
+      <w:widowControl/>
+      <w:bidi w:val="0"/>
+      <w:spacing w:after="160" w:before="0" w:line="259" w:lineRule="auto"/>
+      <w:jc w:val="both"/>
+    </w:pPr>
+    <w:rPr>
+      <w:rFonts w:ascii="Proxima Nova Medium" w:cs="" w:cstheme="minorBidi" w:eastAsia="Aptos" w:eastAsiaTheme="minorHAnsi" w:hAnsi="Proxima Nova Medium"/>
+      <w:color w:val="auto"/>
+      <w:kern w:val="2"/>
       <w:sz w:val="22"/>
+      <w:szCs w:val="22"/>
+      <w:lang w:bidi="ar-SA" w:eastAsia="en-US" w:val="en-AU"/>
+      <w14:ligatures w14:val="standardContextual"/>
     </w:rPr>
   </w:style>
   <w:style w:styleId="Heading1" w:type="paragraph">
     <w:name w:val="heading 1"/>
     <w:basedOn w:val="Normal"/>
-    <w:next w:val="BodyText"/>
+    <w:next w:val="Normal"/>
+    <w:link w:val="Heading1Char"/>
     <w:uiPriority w:val="9"/>
     <w:qFormat/>
-    <w:rsid w:val="00E61719"/>
+    <w:rsid w:val="002310d8"/>
     <w:pPr>
-      <w:keepNext/>
+      <w:keepNext w:val="true"/>
       <w:keepLines/>
-      <w:spacing w:after="0" w:before="480"/>
+      <w:spacing w:after="80" w:before="360"/>
       <w:outlineLvl w:val="0"/>
     </w:pPr>
     <w:rPr>
-      <w:rFonts w:cstheme="majorBidi" w:eastAsiaTheme="majorEastAsia"/>
+      <w:rFonts w:cs="" w:cstheme="majorBidi" w:eastAsia="" w:eastAsiaTheme="majorEastAsia"/>
       <w:b/>
-      <w:bCs/>
-      <w:sz w:val="40"/>
-      <w:szCs w:val="32"/>
+      <w:sz w:val="28"/>
+      <w:szCs w:val="40"/>
     </w:rPr>
   </w:style>
   <w:style w:styleId="Heading2" w:type="paragraph">
     <w:name w:val="heading 2"/>
     <w:basedOn w:val="Normal"/>
-    <w:next w:val="BodyText"/>
+    <w:next w:val="Normal"/>
+    <w:link w:val="Heading2Char"/>
     <w:uiPriority w:val="9"/>
     <w:unhideWhenUsed/>
     <w:qFormat/>
-    <w:rsid w:val="00E0014C"/>
+    <w:rsid w:val="002310d8"/>
     <w:pPr>
-      <w:keepNext/>
+      <w:keepNext w:val="true"/>
       <w:keepLines/>
-      <w:spacing w:after="0" w:before="200"/>
+      <w:spacing w:after="80" w:before="160"/>
       <w:outlineLvl w:val="1"/>
     </w:pPr>
     <w:rPr>
-      <w:rFonts w:cs="Times New Roman (Headings CS)" w:eastAsiaTheme="majorEastAsia"/>
+      <w:rFonts w:cs="" w:cstheme="majorBidi" w:eastAsia="" w:eastAsiaTheme="majorEastAsia"/>
       <w:b/>
-      <w:bCs/>
-      <w:color w:val="262625"/>
-      <w:sz w:val="28"/>
-      <w:szCs w:val="28"/>
+      <w:sz w:val="24"/>
+      <w:szCs w:val="32"/>
     </w:rPr>
   </w:style>
   <w:style w:styleId="Heading3" w:type="paragraph">
     <w:name w:val="heading 3"/>
     <w:basedOn w:val="Normal"/>
-    <w:next w:val="BodyText"/>
+    <w:next w:val="Normal"/>
+    <w:link w:val="Heading3Char"/>
     <w:uiPriority w:val="9"/>
     <w:unhideWhenUsed/>
     <w:qFormat/>
-    <w:rsid w:val="00E61719"/>
+    <w:rsid w:val="00b70818"/>
     <w:pPr>
-      <w:keepNext/>
+      <w:keepNext w:val="true"/>
       <w:keepLines/>
-      <w:spacing w:after="0" w:before="200"/>
+      <w:spacing w:after="80" w:before="160"/>
       <w:outlineLvl w:val="2"/>
     </w:pPr>
     <w:rPr>
-      <w:rFonts w:cstheme="majorBidi" w:eastAsiaTheme="majorEastAsia"/>
+      <w:rFonts w:cs="" w:cstheme="majorBidi" w:eastAsia="" w:eastAsiaTheme="majorEastAsia"/>
       <w:b/>
-      <w:bCs/>
+      <w:szCs w:val="28"/>
     </w:rPr>
   </w:style>
   <w:style w:styleId="Heading4" w:type="paragraph">
     <w:name w:val="heading 4"/>
     <w:basedOn w:val="Normal"/>
-    <w:next w:val="BodyText"/>
+    <w:next w:val="Normal"/>
+    <w:link w:val="Heading4Char"/>
     <w:uiPriority w:val="9"/>
+    <w:semiHidden/>
     <w:unhideWhenUsed/>
     <w:qFormat/>
-    <w:rsid w:val="00E0014C"/>
+    <w:rsid w:val="00df663f"/>
     <w:pPr>
-      <w:keepNext/>
+      <w:keepNext w:val="true"/>
       <w:keepLines/>
-      <w:spacing w:after="0" w:before="200"/>
+      <w:spacing w:after="40" w:before="80"/>
       <w:outlineLvl w:val="3"/>
     </w:pPr>
     <w:rPr>
-      <w:rFonts w:cstheme="majorBidi" w:eastAsiaTheme="majorEastAsia"/>
-      <w:bCs/>
-      <w:i/>
+      <w:rFonts w:cs="" w:cstheme="majorBidi" w:eastAsia="" w:eastAsiaTheme="majorEastAsia"/>
+      <w:iCs/>
     </w:rPr>
   </w:style>
   <w:style w:styleId="Heading5" w:type="paragraph">
     <w:name w:val="heading 5"/>
     <w:basedOn w:val="Normal"/>
-    <w:next w:val="BodyText"/>
+    <w:next w:val="Normal"/>
+    <w:link w:val="Heading5Char"/>
     <w:uiPriority w:val="9"/>
+    <w:semiHidden/>
     <w:unhideWhenUsed/>
     <w:qFormat/>
-    <w:rsid w:val="00E0014C"/>
+    <w:rsid w:val="007d57a7"/>
     <w:pPr>
-      <w:keepNext/>
+      <w:keepNext w:val="true"/>
       <w:keepLines/>
-      <w:spacing w:after="0" w:before="200"/>
+      <w:spacing w:after="40" w:before="80"/>
       <w:outlineLvl w:val="4"/>
     </w:pPr>
     <w:rPr>
-      <w:rFonts w:cstheme="majorBidi" w:eastAsiaTheme="majorEastAsia"/>
-      <w:iCs/>
+      <w:rFonts w:cs="" w:cstheme="majorBidi" w:eastAsia="" w:eastAsiaTheme="majorEastAsia"/>
+      <w:color w:themeColor="accent1" w:themeShade="bf" w:val="0F4761"/>
     </w:rPr>
   </w:style>
   <w:style w:styleId="Heading6" w:type="paragraph">
     <w:name w:val="heading 6"/>
     <w:basedOn w:val="Normal"/>
-    <w:next w:val="BodyText"/>
+    <w:next w:val="Normal"/>
+    <w:link w:val="Heading6Char"/>
     <w:uiPriority w:val="9"/>
+    <w:semiHidden/>
     <w:unhideWhenUsed/>
     <w:qFormat/>
-    <w:rsid w:val="00E0014C"/>
+    <w:rsid w:val="007d57a7"/>
     <w:pPr>
-      <w:keepNext/>
+      <w:keepNext w:val="true"/>
       <w:keepLines/>
-      <w:spacing w:after="0" w:before="200"/>
+      <w:spacing w:after="0" w:before="40"/>
       <w:outlineLvl w:val="5"/>
     </w:pPr>
     <w:rPr>
-      <w:rFonts w:cstheme="majorBidi" w:eastAsiaTheme="majorEastAsia"/>
+      <w:rFonts w:cs="" w:cstheme="majorBidi" w:eastAsia="" w:eastAsiaTheme="majorEastAsia"/>
+      <w:i/>
+      <w:iCs/>
+      <w:color w:themeColor="text1" w:themeTint="a6" w:val="595959"/>
     </w:rPr>
   </w:style>
   <w:style w:styleId="Heading7" w:type="paragraph">
     <w:name w:val="heading 7"/>
     <w:basedOn w:val="Normal"/>
-    <w:next w:val="BodyText"/>
+    <w:next w:val="Normal"/>
+    <w:link w:val="Heading7Char"/>
     <w:uiPriority w:val="9"/>
+    <w:semiHidden/>
     <w:unhideWhenUsed/>
     <w:qFormat/>
-    <w:rsid w:val="00E0014C"/>
+    <w:rsid w:val="007d57a7"/>
     <w:pPr>
-      <w:keepNext/>
+      <w:keepNext w:val="true"/>
       <w:keepLines/>
-      <w:spacing w:after="0" w:before="200"/>
+      <w:spacing w:after="0" w:before="40"/>
       <w:outlineLvl w:val="6"/>
     </w:pPr>
     <w:rPr>
-      <w:rFonts w:cstheme="majorBidi" w:eastAsiaTheme="majorEastAsia"/>
+      <w:rFonts w:cs="" w:cstheme="majorBidi" w:eastAsia="" w:eastAsiaTheme="majorEastAsia"/>
+      <w:color w:themeColor="text1" w:themeTint="a6" w:val="595959"/>
     </w:rPr>
   </w:style>
   <w:style w:styleId="Heading8" w:type="paragraph">
     <w:name w:val="heading 8"/>
     <w:basedOn w:val="Normal"/>
-    <w:next w:val="BodyText"/>
+    <w:next w:val="Normal"/>
+    <w:link w:val="Heading8Char"/>
     <w:uiPriority w:val="9"/>
+    <w:semiHidden/>
     <w:unhideWhenUsed/>
     <w:qFormat/>
-    <w:rsid w:val="00E0014C"/>
+    <w:rsid w:val="007d57a7"/>
     <w:pPr>
-      <w:keepNext/>
+      <w:keepNext w:val="true"/>
       <w:keepLines/>
-      <w:spacing w:after="0" w:before="200"/>
+      <w:spacing w:after="0" w:before="0"/>
       <w:outlineLvl w:val="7"/>
     </w:pPr>
     <w:rPr>
-      <w:rFonts w:cstheme="majorBidi" w:eastAsiaTheme="majorEastAsia"/>
+      <w:rFonts w:cs="" w:cstheme="majorBidi" w:eastAsia="" w:eastAsiaTheme="majorEastAsia"/>
+      <w:i/>
+      <w:iCs/>
+      <w:color w:themeColor="text1" w:themeTint="d8" w:val="272727"/>
     </w:rPr>
   </w:style>
   <w:style w:styleId="Heading9" w:type="paragraph">
     <w:name w:val="heading 9"/>
     <w:basedOn w:val="Normal"/>
-    <w:next w:val="BodyText"/>
+    <w:next w:val="Normal"/>
+    <w:link w:val="Heading9Char"/>
     <w:uiPriority w:val="9"/>
+    <w:semiHidden/>
     <w:unhideWhenUsed/>
     <w:qFormat/>
-    <w:rsid w:val="00E0014C"/>
+    <w:rsid w:val="007d57a7"/>
     <w:pPr>
-      <w:keepNext/>
+      <w:keepNext w:val="true"/>
       <w:keepLines/>
-      <w:spacing w:after="0" w:before="200"/>
+      <w:spacing w:after="0" w:before="0"/>
       <w:outlineLvl w:val="8"/>
     </w:pPr>
     <w:rPr>
-      <w:rFonts w:cstheme="majorBidi" w:eastAsiaTheme="majorEastAsia"/>
+      <w:rFonts w:cs="" w:cstheme="majorBidi" w:eastAsia="" w:eastAsiaTheme="majorEastAsia"/>
+      <w:color w:themeColor="text1" w:themeTint="d8" w:val="272727"/>
     </w:rPr>
   </w:style>
   <w:style w:default="1" w:styleId="DefaultParagraphFont" w:type="character">
@@ -3968,6 +3863,584 @@
     <w:uiPriority w:val="1"/>
     <w:semiHidden/>
     <w:unhideWhenUsed/>
+    <w:qFormat/>
+    <w:rPr/>
+  </w:style>
+  <w:style w:customStyle="1" w:styleId="Heading1Char" w:type="character">
+    <w:name w:val="Heading 1 Char"/>
+    <w:basedOn w:val="DefaultParagraphFont"/>
+    <w:link w:val="Heading1"/>
+    <w:uiPriority w:val="9"/>
+    <w:qFormat/>
+    <w:rsid w:val="002310d8"/>
+    <w:rPr>
+      <w:rFonts w:ascii="Proxima Nova Medium" w:cs="" w:cstheme="majorBidi" w:eastAsia="" w:eastAsiaTheme="majorEastAsia" w:hAnsi="Proxima Nova Medium"/>
+      <w:b/>
+      <w:sz w:val="28"/>
+      <w:szCs w:val="40"/>
+    </w:rPr>
+  </w:style>
+  <w:style w:customStyle="1" w:styleId="Heading2Char" w:type="character">
+    <w:name w:val="Heading 2 Char"/>
+    <w:basedOn w:val="DefaultParagraphFont"/>
+    <w:link w:val="Heading2"/>
+    <w:uiPriority w:val="9"/>
+    <w:qFormat/>
+    <w:rsid w:val="002310d8"/>
+    <w:rPr>
+      <w:rFonts w:ascii="Proxima Nova Medium" w:cs="" w:cstheme="majorBidi" w:eastAsia="" w:eastAsiaTheme="majorEastAsia" w:hAnsi="Proxima Nova Medium"/>
+      <w:b/>
+      <w:sz w:val="24"/>
+      <w:szCs w:val="32"/>
+    </w:rPr>
+  </w:style>
+  <w:style w:customStyle="1" w:styleId="Heading3Char" w:type="character">
+    <w:name w:val="Heading 3 Char"/>
+    <w:basedOn w:val="DefaultParagraphFont"/>
+    <w:link w:val="Heading3"/>
+    <w:uiPriority w:val="9"/>
+    <w:qFormat/>
+    <w:rsid w:val="00b70818"/>
+    <w:rPr>
+      <w:rFonts w:ascii="Proxima Nova Medium" w:cs="" w:cstheme="majorBidi" w:eastAsia="" w:eastAsiaTheme="majorEastAsia" w:hAnsi="Proxima Nova Medium"/>
+      <w:b/>
+      <w:szCs w:val="28"/>
+    </w:rPr>
+  </w:style>
+  <w:style w:customStyle="1" w:styleId="Heading4Char" w:type="character">
+    <w:name w:val="Heading 4 Char"/>
+    <w:basedOn w:val="DefaultParagraphFont"/>
+    <w:link w:val="Heading4"/>
+    <w:uiPriority w:val="9"/>
+    <w:semiHidden/>
+    <w:qFormat/>
+    <w:rsid w:val="00df663f"/>
+    <w:rPr>
+      <w:rFonts w:ascii="Proxima Nova Medium" w:cs="" w:cstheme="majorBidi" w:eastAsia="" w:eastAsiaTheme="majorEastAsia" w:hAnsi="Proxima Nova Medium"/>
+      <w:iCs/>
+    </w:rPr>
+  </w:style>
+  <w:style w:customStyle="1" w:styleId="Heading5Char" w:type="character">
+    <w:name w:val="Heading 5 Char"/>
+    <w:basedOn w:val="DefaultParagraphFont"/>
+    <w:link w:val="Heading5"/>
+    <w:uiPriority w:val="9"/>
+    <w:semiHidden/>
+    <w:qFormat/>
+    <w:rsid w:val="007d57a7"/>
+    <w:rPr>
+      <w:rFonts w:cs="" w:cstheme="majorBidi" w:eastAsia="" w:eastAsiaTheme="majorEastAsia"/>
+      <w:color w:themeColor="accent1" w:themeShade="bf" w:val="0F4761"/>
+    </w:rPr>
+  </w:style>
+  <w:style w:customStyle="1" w:styleId="Heading6Char" w:type="character">
+    <w:name w:val="Heading 6 Char"/>
+    <w:basedOn w:val="DefaultParagraphFont"/>
+    <w:link w:val="Heading6"/>
+    <w:uiPriority w:val="9"/>
+    <w:semiHidden/>
+    <w:qFormat/>
+    <w:rsid w:val="007d57a7"/>
+    <w:rPr>
+      <w:rFonts w:cs="" w:cstheme="majorBidi" w:eastAsia="" w:eastAsiaTheme="majorEastAsia"/>
+      <w:i/>
+      <w:iCs/>
+      <w:color w:themeColor="text1" w:themeTint="a6" w:val="595959"/>
+    </w:rPr>
+  </w:style>
+  <w:style w:customStyle="1" w:styleId="Heading7Char" w:type="character">
+    <w:name w:val="Heading 7 Char"/>
+    <w:basedOn w:val="DefaultParagraphFont"/>
+    <w:link w:val="Heading7"/>
+    <w:uiPriority w:val="9"/>
+    <w:semiHidden/>
+    <w:qFormat/>
+    <w:rsid w:val="007d57a7"/>
+    <w:rPr>
+      <w:rFonts w:cs="" w:cstheme="majorBidi" w:eastAsia="" w:eastAsiaTheme="majorEastAsia"/>
+      <w:color w:themeColor="text1" w:themeTint="a6" w:val="595959"/>
+    </w:rPr>
+  </w:style>
+  <w:style w:customStyle="1" w:styleId="Heading8Char" w:type="character">
+    <w:name w:val="Heading 8 Char"/>
+    <w:basedOn w:val="DefaultParagraphFont"/>
+    <w:link w:val="Heading8"/>
+    <w:uiPriority w:val="9"/>
+    <w:semiHidden/>
+    <w:qFormat/>
+    <w:rsid w:val="007d57a7"/>
+    <w:rPr>
+      <w:rFonts w:cs="" w:cstheme="majorBidi" w:eastAsia="" w:eastAsiaTheme="majorEastAsia"/>
+      <w:i/>
+      <w:iCs/>
+      <w:color w:themeColor="text1" w:themeTint="d8" w:val="272727"/>
+    </w:rPr>
+  </w:style>
+  <w:style w:customStyle="1" w:styleId="Heading9Char" w:type="character">
+    <w:name w:val="Heading 9 Char"/>
+    <w:basedOn w:val="DefaultParagraphFont"/>
+    <w:link w:val="Heading9"/>
+    <w:uiPriority w:val="9"/>
+    <w:semiHidden/>
+    <w:qFormat/>
+    <w:rsid w:val="007d57a7"/>
+    <w:rPr>
+      <w:rFonts w:cs="" w:cstheme="majorBidi" w:eastAsia="" w:eastAsiaTheme="majorEastAsia"/>
+      <w:color w:themeColor="text1" w:themeTint="d8" w:val="272727"/>
+    </w:rPr>
+  </w:style>
+  <w:style w:customStyle="1" w:styleId="TitleChar" w:type="character">
+    <w:name w:val="Title Char"/>
+    <w:basedOn w:val="DefaultParagraphFont"/>
+    <w:link w:val="Title"/>
+    <w:uiPriority w:val="10"/>
+    <w:qFormat/>
+    <w:rsid w:val="002310d8"/>
+    <w:rPr>
+      <w:rFonts w:ascii="Proxima Nova Medium" w:cs="" w:cstheme="majorBidi" w:eastAsia="" w:eastAsiaTheme="majorEastAsia" w:hAnsi="Proxima Nova Medium"/>
+      <w:b/>
+      <w:spacing w:val="-10"/>
+      <w:kern w:val="2"/>
+      <w:sz w:val="36"/>
+      <w:szCs w:val="56"/>
+    </w:rPr>
+  </w:style>
+  <w:style w:customStyle="1" w:styleId="SubtitleChar" w:type="character">
+    <w:name w:val="Subtitle Char"/>
+    <w:basedOn w:val="DefaultParagraphFont"/>
+    <w:link w:val="Subtitle"/>
+    <w:uiPriority w:val="11"/>
+    <w:qFormat/>
+    <w:rsid w:val="002310d8"/>
+    <w:rPr>
+      <w:rFonts w:ascii="Proxima Nova Medium" w:cs="" w:cstheme="majorBidi" w:eastAsia="" w:eastAsiaTheme="majorEastAsia" w:hAnsi="Proxima Nova Medium"/>
+      <w:spacing w:val="15"/>
+      <w:sz w:val="28"/>
+      <w:szCs w:val="28"/>
+    </w:rPr>
+  </w:style>
+  <w:style w:customStyle="1" w:styleId="QuoteChar" w:type="character">
+    <w:name w:val="Quote Char"/>
+    <w:basedOn w:val="DefaultParagraphFont"/>
+    <w:link w:val="Quote"/>
+    <w:uiPriority w:val="29"/>
+    <w:qFormat/>
+    <w:rsid w:val="007d57a7"/>
+    <w:rPr>
+      <w:i/>
+      <w:iCs/>
+      <w:color w:themeColor="text1" w:themeTint="bf" w:val="404040"/>
+    </w:rPr>
+  </w:style>
+  <w:style w:styleId="IntenseEmphasis" w:type="character">
+    <w:name w:val="Intense Emphasis"/>
+    <w:basedOn w:val="DefaultParagraphFont"/>
+    <w:uiPriority w:val="21"/>
+    <w:qFormat/>
+    <w:rsid w:val="00df663f"/>
+    <w:rPr>
+      <w:i/>
+      <w:iCs/>
+      <w:color w:val="00808B"/>
+    </w:rPr>
+  </w:style>
+  <w:style w:customStyle="1" w:styleId="IntenseQuoteChar" w:type="character">
+    <w:name w:val="Intense Quote Char"/>
+    <w:basedOn w:val="DefaultParagraphFont"/>
+    <w:link w:val="IntenseQuote"/>
+    <w:uiPriority w:val="30"/>
+    <w:qFormat/>
+    <w:rsid w:val="00df663f"/>
+    <w:rPr>
+      <w:rFonts w:ascii="Proxima Nova Medium" w:hAnsi="Proxima Nova Medium"/>
+      <w:i/>
+      <w:iCs/>
+      <w:color w:val="00808B"/>
+    </w:rPr>
+  </w:style>
+  <w:style w:styleId="IntenseReference" w:type="character">
+    <w:name w:val="Intense Reference"/>
+    <w:basedOn w:val="DefaultParagraphFont"/>
+    <w:uiPriority w:val="32"/>
+    <w:qFormat/>
+    <w:rsid w:val="00df663f"/>
+    <w:rPr>
+      <w:b/>
+      <w:bCs/>
+      <w:smallCaps/>
+      <w:color w:val="00808B"/>
+      <w:spacing w:val="5"/>
+    </w:rPr>
+  </w:style>
+  <w:style w:customStyle="1" w:styleId="HeaderChar" w:type="character">
+    <w:name w:val="Header Char"/>
+    <w:basedOn w:val="DefaultParagraphFont"/>
+    <w:link w:val="Header"/>
+    <w:uiPriority w:val="99"/>
+    <w:qFormat/>
+    <w:rsid w:val="007d57a7"/>
+    <w:rPr/>
+  </w:style>
+  <w:style w:customStyle="1" w:styleId="FooterChar" w:type="character">
+    <w:name w:val="Footer Char"/>
+    <w:basedOn w:val="DefaultParagraphFont"/>
+    <w:link w:val="Footer"/>
+    <w:uiPriority w:val="99"/>
+    <w:qFormat/>
+    <w:rsid w:val="007d57a7"/>
+    <w:rPr/>
+  </w:style>
+  <w:style w:styleId="Hyperlink" w:type="character">
+    <w:name w:val="Hyperlink"/>
+    <w:basedOn w:val="DefaultParagraphFont"/>
+    <w:uiPriority w:val="99"/>
+    <w:unhideWhenUsed/>
+    <w:rsid w:val="007d57a7"/>
+    <w:rPr>
+      <w:color w:themeColor="hyperlink" w:val="467886"/>
+      <w:u w:val="single"/>
+    </w:rPr>
+  </w:style>
+  <w:style w:styleId="UnresolvedMention" w:type="character">
+    <w:name w:val="Unresolved Mention"/>
+    <w:basedOn w:val="DefaultParagraphFont"/>
+    <w:uiPriority w:val="99"/>
+    <w:semiHidden/>
+    <w:unhideWhenUsed/>
+    <w:qFormat/>
+    <w:rsid w:val="007d57a7"/>
+    <w:rPr>
+      <w:color w:val="605E5C"/>
+      <w:shd w:fill="E1DFDD" w:val="clear"/>
+    </w:rPr>
+  </w:style>
+  <w:style w:styleId="SubtleEmphasis" w:type="character">
+    <w:name w:val="Subtle Emphasis"/>
+    <w:basedOn w:val="DefaultParagraphFont"/>
+    <w:uiPriority w:val="19"/>
+    <w:qFormat/>
+    <w:rsid w:val="00df663f"/>
+    <w:rPr>
+      <w:i/>
+      <w:iCs/>
+      <w:color w:val="auto"/>
+    </w:rPr>
+  </w:style>
+  <w:style w:styleId="Emphasis" w:type="character">
+    <w:name w:val="Emphasis"/>
+    <w:basedOn w:val="DefaultParagraphFont"/>
+    <w:uiPriority w:val="20"/>
+    <w:qFormat/>
+    <w:rsid w:val="00df663f"/>
+    <w:rPr>
+      <w:i/>
+      <w:iCs/>
+    </w:rPr>
+  </w:style>
+  <w:style w:styleId="SubtleReference" w:type="character">
+    <w:name w:val="Subtle Reference"/>
+    <w:basedOn w:val="DefaultParagraphFont"/>
+    <w:uiPriority w:val="31"/>
+    <w:qFormat/>
+    <w:rsid w:val="00df663f"/>
+    <w:rPr>
+      <w:smallCaps/>
+      <w:color w:val="auto"/>
+    </w:rPr>
+  </w:style>
+  <w:style w:styleId="IndexLink" w:type="character">
+    <w:name w:val="Index Link"/>
+    <w:qFormat/>
+    <w:rPr/>
+  </w:style>
+  <w:style w:styleId="Heading" w:type="paragraph">
+    <w:name w:val="Heading"/>
+    <w:basedOn w:val="Normal"/>
+    <w:next w:val="BodyText"/>
+    <w:qFormat/>
+    <w:pPr>
+      <w:keepNext w:val="true"/>
+      <w:spacing w:after="120" w:before="240"/>
+    </w:pPr>
+    <w:rPr>
+      <w:rFonts w:ascii="Liberation Sans" w:cs="Arial Unicode MS" w:eastAsia="Arial Unicode MS" w:hAnsi="Liberation Sans"/>
+      <w:sz w:val="28"/>
+      <w:szCs w:val="28"/>
+    </w:rPr>
+  </w:style>
+  <w:style w:styleId="BodyText" w:type="paragraph">
+    <w:name w:val="Body Text"/>
+    <w:basedOn w:val="Normal"/>
+    <w:pPr>
+      <w:spacing w:after="140" w:before="0" w:line="276" w:lineRule="auto"/>
+    </w:pPr>
+    <w:rPr/>
+  </w:style>
+  <w:style w:styleId="List" w:type="paragraph">
+    <w:name w:val="List"/>
+    <w:basedOn w:val="BodyText"/>
+    <w:pPr/>
+    <w:rPr>
+      <w:rFonts w:cs="Arial Unicode MS"/>
+    </w:rPr>
+  </w:style>
+  <w:style w:styleId="Caption" w:type="paragraph">
+    <w:name w:val="caption"/>
+    <w:basedOn w:val="Normal"/>
+    <w:next w:val="Normal"/>
+    <w:uiPriority w:val="35"/>
+    <w:unhideWhenUsed/>
+    <w:qFormat/>
+    <w:rsid w:val="00d81110"/>
+    <w:pPr>
+      <w:spacing w:after="200" w:before="0" w:line="240" w:lineRule="auto"/>
+    </w:pPr>
+    <w:rPr>
+      <w:i/>
+      <w:iCs/>
+      <w:color w:themeColor="text1" w:val="000000"/>
+      <w:sz w:val="18"/>
+      <w:szCs w:val="18"/>
+    </w:rPr>
+  </w:style>
+  <w:style w:styleId="Index" w:type="paragraph">
+    <w:name w:val="Index"/>
+    <w:basedOn w:val="Normal"/>
+    <w:qFormat/>
+    <w:pPr>
+      <w:suppressLineNumbers/>
+    </w:pPr>
+    <w:rPr>
+      <w:rFonts w:cs="Arial Unicode MS"/>
+    </w:rPr>
+  </w:style>
+  <w:style w:styleId="Title" w:type="paragraph">
+    <w:name w:val="Title"/>
+    <w:basedOn w:val="Normal"/>
+    <w:next w:val="Normal"/>
+    <w:link w:val="TitleChar"/>
+    <w:uiPriority w:val="10"/>
+    <w:qFormat/>
+    <w:rsid w:val="002310d8"/>
+    <w:pPr>
+      <w:spacing w:after="80" w:before="0" w:line="240" w:lineRule="auto"/>
+      <w:contextualSpacing/>
+    </w:pPr>
+    <w:rPr>
+      <w:rFonts w:cs="" w:cstheme="majorBidi" w:eastAsia="" w:eastAsiaTheme="majorEastAsia"/>
+      <w:b/>
+      <w:spacing w:val="-10"/>
+      <w:kern w:val="2"/>
+      <w:sz w:val="36"/>
+      <w:szCs w:val="56"/>
+    </w:rPr>
+  </w:style>
+  <w:style w:styleId="Subtitle" w:type="paragraph">
+    <w:name w:val="Subtitle"/>
+    <w:basedOn w:val="Normal"/>
+    <w:next w:val="Normal"/>
+    <w:link w:val="SubtitleChar"/>
+    <w:uiPriority w:val="11"/>
+    <w:qFormat/>
+    <w:rsid w:val="002310d8"/>
+    <w:pPr/>
+    <w:rPr>
+      <w:rFonts w:cs="" w:cstheme="majorBidi" w:eastAsia="" w:eastAsiaTheme="majorEastAsia"/>
+      <w:spacing w:val="15"/>
+      <w:sz w:val="28"/>
+      <w:szCs w:val="28"/>
+    </w:rPr>
+  </w:style>
+  <w:style w:styleId="Quote" w:type="paragraph">
+    <w:name w:val="Quote"/>
+    <w:basedOn w:val="Normal"/>
+    <w:next w:val="Normal"/>
+    <w:link w:val="QuoteChar"/>
+    <w:uiPriority w:val="29"/>
+    <w:qFormat/>
+    <w:rsid w:val="007d57a7"/>
+    <w:pPr>
+      <w:spacing w:after="160" w:before="160"/>
+      <w:jc w:val="center"/>
+    </w:pPr>
+    <w:rPr>
+      <w:i/>
+      <w:iCs/>
+      <w:color w:themeColor="text1" w:themeTint="bf" w:val="404040"/>
+    </w:rPr>
+  </w:style>
+  <w:style w:styleId="ListParagraph" w:type="paragraph">
+    <w:name w:val="List Paragraph"/>
+    <w:basedOn w:val="Normal"/>
+    <w:uiPriority w:val="34"/>
+    <w:qFormat/>
+    <w:rsid w:val="007d57a7"/>
+    <w:pPr>
+      <w:spacing w:after="160" w:before="0"/>
+      <w:ind w:start="720"/>
+      <w:contextualSpacing/>
+    </w:pPr>
+    <w:rPr/>
+  </w:style>
+  <w:style w:styleId="IntenseQuote" w:type="paragraph">
+    <w:name w:val="Intense Quote"/>
+    <w:basedOn w:val="Normal"/>
+    <w:next w:val="Normal"/>
+    <w:link w:val="IntenseQuoteChar"/>
+    <w:uiPriority w:val="30"/>
+    <w:qFormat/>
+    <w:rsid w:val="00df663f"/>
+    <w:pPr>
+      <w:pBdr>
+        <w:top w:color="0F4761" w:space="10" w:sz="4" w:themeColor="accent1" w:themeShade="bf" w:val="single"/>
+        <w:bottom w:color="0F4761" w:space="10" w:sz="4" w:themeColor="accent1" w:themeShade="bf" w:val="single"/>
+      </w:pBdr>
+      <w:spacing w:after="360" w:before="360"/>
+      <w:ind w:end="864" w:start="864"/>
+      <w:jc w:val="center"/>
+    </w:pPr>
+    <w:rPr>
+      <w:i/>
+      <w:iCs/>
+      <w:color w:val="00808B"/>
+    </w:rPr>
+  </w:style>
+  <w:style w:styleId="HeaderandFooter" w:type="paragraph">
+    <w:name w:val="Header and Footer"/>
+    <w:basedOn w:val="Normal"/>
+    <w:qFormat/>
+    <w:pPr/>
+    <w:rPr/>
+  </w:style>
+  <w:style w:styleId="Header" w:type="paragraph">
+    <w:name w:val="header"/>
+    <w:basedOn w:val="Normal"/>
+    <w:link w:val="HeaderChar"/>
+    <w:uiPriority w:val="99"/>
+    <w:unhideWhenUsed/>
+    <w:rsid w:val="007d57a7"/>
+    <w:pPr>
+      <w:tabs>
+        <w:tab w:pos="720" w:val="clear"/>
+        <w:tab w:leader="none" w:pos="4513" w:val="center"/>
+        <w:tab w:leader="none" w:pos="9026" w:val="right"/>
+      </w:tabs>
+      <w:spacing w:after="0" w:before="0" w:line="240" w:lineRule="auto"/>
+    </w:pPr>
+    <w:rPr/>
+  </w:style>
+  <w:style w:styleId="Footer" w:type="paragraph">
+    <w:name w:val="footer"/>
+    <w:basedOn w:val="Normal"/>
+    <w:link w:val="FooterChar"/>
+    <w:uiPriority w:val="99"/>
+    <w:unhideWhenUsed/>
+    <w:rsid w:val="007d57a7"/>
+    <w:pPr>
+      <w:tabs>
+        <w:tab w:pos="720" w:val="clear"/>
+        <w:tab w:leader="none" w:pos="4513" w:val="center"/>
+        <w:tab w:leader="none" w:pos="9026" w:val="right"/>
+      </w:tabs>
+      <w:spacing w:after="0" w:before="0" w:line="240" w:lineRule="auto"/>
+    </w:pPr>
+    <w:rPr/>
+  </w:style>
+  <w:style w:styleId="NoSpacing" w:type="paragraph">
+    <w:name w:val="No Spacing"/>
+    <w:uiPriority w:val="1"/>
+    <w:qFormat/>
+    <w:rsid w:val="002310d8"/>
+    <w:pPr>
+      <w:widowControl/>
+      <w:bidi w:val="0"/>
+      <w:spacing w:after="0" w:before="0" w:line="240" w:lineRule="auto"/>
+      <w:jc w:val="both"/>
+    </w:pPr>
+    <w:rPr>
+      <w:rFonts w:ascii="Proxima Nova Medium" w:cs="" w:cstheme="minorBidi" w:eastAsia="Aptos" w:eastAsiaTheme="minorHAnsi" w:hAnsi="Proxima Nova Medium"/>
+      <w:color w:val="auto"/>
+      <w:kern w:val="2"/>
+      <w:sz w:val="22"/>
+      <w:szCs w:val="22"/>
+      <w:lang w:bidi="ar-SA" w:eastAsia="en-US" w:val="en-AU"/>
+      <w14:ligatures w14:val="standardContextual"/>
+    </w:rPr>
+  </w:style>
+  <w:style w:styleId="IndexHeading" w:type="paragraph">
+    <w:name w:val="index heading"/>
+    <w:basedOn w:val="Heading"/>
+    <w:pPr/>
+    <w:rPr/>
+  </w:style>
+  <w:style w:styleId="TOCHeading" w:type="paragraph">
+    <w:name w:val="TOC Heading"/>
+    <w:basedOn w:val="Heading1"/>
+    <w:next w:val="Normal"/>
+    <w:uiPriority w:val="39"/>
+    <w:unhideWhenUsed/>
+    <w:qFormat/>
+    <w:rsid w:val="00df663f"/>
+    <w:pPr>
+      <w:spacing w:after="0" w:before="240"/>
+      <w:outlineLvl w:val="9"/>
+    </w:pPr>
+    <w:rPr>
+      <w:b w:val="false"/>
+      <w:kern w:val="0"/>
+      <w:sz w:val="32"/>
+      <w:szCs w:val="32"/>
+      <w:lang w:val="en-US"/>
+      <w14:ligatures w14:val="none"/>
+    </w:rPr>
+  </w:style>
+  <w:style w:styleId="TOC1" w:type="paragraph">
+    <w:name w:val="toc 1"/>
+    <w:basedOn w:val="Normal"/>
+    <w:next w:val="Normal"/>
+    <w:autoRedefine/>
+    <w:uiPriority w:val="39"/>
+    <w:unhideWhenUsed/>
+    <w:rsid w:val="004132f0"/>
+    <w:pPr>
+      <w:spacing w:after="100" w:before="0"/>
+    </w:pPr>
+    <w:rPr/>
+  </w:style>
+  <w:style w:styleId="TOC2" w:type="paragraph">
+    <w:name w:val="toc 2"/>
+    <w:basedOn w:val="Normal"/>
+    <w:next w:val="Normal"/>
+    <w:autoRedefine/>
+    <w:uiPriority w:val="39"/>
+    <w:unhideWhenUsed/>
+    <w:rsid w:val="004132f0"/>
+    <w:pPr>
+      <w:spacing w:after="100" w:before="0"/>
+      <w:ind w:start="220"/>
+    </w:pPr>
+    <w:rPr/>
+  </w:style>
+  <w:style w:styleId="TOC3" w:type="paragraph">
+    <w:name w:val="toc 3"/>
+    <w:basedOn w:val="Normal"/>
+    <w:next w:val="Normal"/>
+    <w:autoRedefine/>
+    <w:uiPriority w:val="39"/>
+    <w:unhideWhenUsed/>
+    <w:rsid w:val="004132f0"/>
+    <w:pPr>
+      <w:spacing w:after="100" w:before="0"/>
+      <w:ind w:start="440"/>
+    </w:pPr>
+    <w:rPr/>
+  </w:style>
+  <w:style w:default="1" w:styleId="NoList" w:type="numbering">
+    <w:name w:val="No List"/>
+    <w:uiPriority w:val="99"/>
+    <w:semiHidden/>
+    <w:unhideWhenUsed/>
+    <w:qFormat/>
   </w:style>
   <w:style w:default="1" w:styleId="TableNormal" w:type="table">
     <w:name w:val="Normal Table"/>
@@ -3975,7 +4448,6 @@
     <w:semiHidden/>
     <w:unhideWhenUsed/>
     <w:tblPr>
-      <w:tblInd w:type="dxa" w:w="0"/>
       <w:tblCellMar>
         <w:top w:type="dxa" w:w="0"/>
         <w:left w:type="dxa" w:w="108"/>
@@ -3984,456 +4456,13 @@
       </w:tblCellMar>
     </w:tblPr>
   </w:style>
-  <w:style w:default="1" w:styleId="NoList" w:type="numbering">
-    <w:name w:val="No List"/>
-    <w:uiPriority w:val="99"/>
-    <w:semiHidden/>
-    <w:unhideWhenUsed/>
-  </w:style>
-  <w:style w:styleId="BodyText" w:type="paragraph">
-    <w:name w:val="Body Text"/>
-    <w:basedOn w:val="Normal"/>
-    <w:qFormat/>
-    <w:rsid w:val="00E0014C"/>
-    <w:pPr>
-      <w:spacing w:after="180" w:before="180"/>
-    </w:pPr>
-  </w:style>
-  <w:style w:customStyle="1" w:styleId="FirstParagraph" w:type="paragraph">
-    <w:name w:val="First Paragraph"/>
-    <w:basedOn w:val="BodyText"/>
-    <w:next w:val="BodyText"/>
-    <w:qFormat/>
-    <w:rsid w:val="00E0014C"/>
-  </w:style>
-  <w:style w:customStyle="1" w:styleId="Compact" w:type="paragraph">
-    <w:name w:val="Compact"/>
-    <w:basedOn w:val="BodyText"/>
-    <w:qFormat/>
-    <w:pPr>
-      <w:spacing w:after="36" w:before="36"/>
-    </w:pPr>
-  </w:style>
-  <w:style w:styleId="Title" w:type="paragraph">
-    <w:name w:val="Title"/>
-    <w:basedOn w:val="Normal"/>
-    <w:next w:val="BodyText"/>
-    <w:qFormat/>
-    <w:rsid w:val="001316D3"/>
-    <w:pPr>
-      <w:keepNext/>
-      <w:keepLines/>
-      <w:spacing w:after="100" w:afterAutospacing="1" w:before="100" w:beforeAutospacing="1"/>
-    </w:pPr>
-    <w:rPr>
-      <w:rFonts w:cstheme="majorBidi" w:eastAsiaTheme="majorEastAsia"/>
-      <w:b/>
-      <w:bCs/>
-      <w:sz w:val="36"/>
-      <w:szCs w:val="36"/>
-    </w:rPr>
-  </w:style>
-  <w:style w:styleId="Subtitle" w:type="paragraph">
-    <w:name w:val="Subtitle"/>
-    <w:basedOn w:val="Title"/>
-    <w:next w:val="BodyText"/>
-    <w:qFormat/>
-    <w:rsid w:val="001316D3"/>
-    <w:rPr>
-      <w:color w:themeColor="text1" w:val="000000"/>
-      <w:sz w:val="28"/>
-      <w:szCs w:val="30"/>
-    </w:rPr>
-  </w:style>
-  <w:style w:customStyle="1" w:styleId="Author" w:type="paragraph">
-    <w:name w:val="Author"/>
-    <w:next w:val="BodyText"/>
-    <w:qFormat/>
-    <w:rsid w:val="00E61719"/>
-    <w:pPr>
-      <w:keepNext/>
-      <w:keepLines/>
-      <w:spacing w:after="0" w:line="240" w:lineRule="atLeast"/>
-    </w:pPr>
-    <w:rPr>
-      <w:rFonts w:ascii="Proxima Nova Rg" w:hAnsi="Proxima Nova Rg"/>
-    </w:rPr>
-  </w:style>
-  <w:style w:styleId="Date" w:type="paragraph">
-    <w:name w:val="Date"/>
-    <w:next w:val="BodyText"/>
-    <w:link w:val="DateChar"/>
-    <w:qFormat/>
-    <w:rsid w:val="001316D3"/>
-    <w:pPr>
-      <w:keepNext/>
-      <w:keepLines/>
-    </w:pPr>
-    <w:rPr>
-      <w:rFonts w:ascii="Proxima Nova Rg" w:hAnsi="Proxima Nova Rg"/>
-    </w:rPr>
-  </w:style>
-  <w:style w:customStyle="1" w:styleId="AbstractTitle" w:type="paragraph">
-    <w:name w:val="Abstract Title"/>
-    <w:basedOn w:val="Normal"/>
-    <w:next w:val="Abstract"/>
-    <w:qFormat/>
-    <w:rsid w:val="00E0014C"/>
-    <w:pPr>
-      <w:keepNext/>
-      <w:keepLines/>
-      <w:pageBreakBefore/>
-      <w:spacing w:after="0" w:before="300"/>
-      <w:jc w:val="center"/>
-    </w:pPr>
-    <w:rPr>
-      <w:b/>
-      <w:color w:val="00808C"/>
-      <w:sz w:val="20"/>
-      <w:szCs w:val="20"/>
-    </w:rPr>
-  </w:style>
-  <w:style w:customStyle="1" w:styleId="Abstract" w:type="paragraph">
-    <w:name w:val="Abstract"/>
-    <w:basedOn w:val="Normal"/>
-    <w:next w:val="BodyText"/>
-    <w:qFormat/>
-    <w:rsid w:val="00E0014C"/>
-    <w:pPr>
-      <w:keepNext/>
-      <w:keepLines/>
-      <w:spacing w:after="300" w:before="100"/>
-      <w:jc w:val="both"/>
-    </w:pPr>
-    <w:rPr>
-      <w:sz w:val="20"/>
-      <w:szCs w:val="20"/>
-    </w:rPr>
-  </w:style>
-  <w:style w:styleId="Bibliography" w:type="paragraph">
-    <w:name w:val="Bibliography"/>
-    <w:basedOn w:val="Normal"/>
-    <w:qFormat/>
-    <w:rsid w:val="006A5B1C"/>
-  </w:style>
-  <w:style w:styleId="BlockText" w:type="paragraph">
-    <w:name w:val="Block Text"/>
-    <w:basedOn w:val="BodyText"/>
-    <w:next w:val="BodyText"/>
-    <w:uiPriority w:val="9"/>
-    <w:unhideWhenUsed/>
-    <w:qFormat/>
-    <w:pPr>
-      <w:spacing w:after="100" w:before="100"/>
-      <w:ind w:left="480" w:right="480"/>
-    </w:pPr>
-  </w:style>
-  <w:style w:styleId="FootnoteText" w:type="paragraph">
-    <w:name w:val="footnote text"/>
-    <w:basedOn w:val="Normal"/>
-    <w:uiPriority w:val="9"/>
-    <w:unhideWhenUsed/>
-    <w:qFormat/>
-    <w:rsid w:val="00E0014C"/>
-  </w:style>
-  <w:style w:customStyle="1" w:styleId="FootnoteBlockText" w:type="paragraph">
-    <w:name w:val="Footnote Block Text"/>
-    <w:uiPriority w:val="9"/>
-    <w:unhideWhenUsed/>
-    <w:qFormat/>
-    <w:pPr>
-      <w:spacing w:after="100" w:before="100"/>
-      <w:ind w:left="480" w:right="480"/>
-    </w:pPr>
-  </w:style>
-  <w:style w:customStyle="1" w:styleId="Table" w:type="table">
-    <w:name w:val="Table"/>
-    <w:semiHidden/>
-    <w:unhideWhenUsed/>
-    <w:qFormat/>
-    <w:rsid w:val="009A4661"/>
-    <w:rPr>
-      <w:rFonts w:ascii="Arial" w:hAnsi="Arial"/>
-      <w:sz w:val="20"/>
-      <w:szCs w:val="20"/>
-      <w:lang w:eastAsia="en-AU" w:val="en-AU"/>
-    </w:rPr>
-    <w:tblPr>
-      <w:tblInd w:type="dxa" w:w="0"/>
-      <w:tblBorders>
-        <w:top w:color="FFFFFF" w:space="0" w:sz="4" w:themeColor="background1" w:val="single"/>
-        <w:left w:color="FFFFFF" w:space="0" w:sz="4" w:themeColor="background1" w:val="single"/>
-        <w:bottom w:color="FFFFFF" w:space="0" w:sz="4" w:themeColor="background1" w:val="single"/>
-        <w:right w:color="FFFFFF" w:space="0" w:sz="4" w:themeColor="background1" w:val="single"/>
-        <w:insideH w:color="FFFFFF" w:space="0" w:sz="4" w:themeColor="background1" w:val="single"/>
-        <w:insideV w:color="FFFFFF" w:space="0" w:sz="4" w:themeColor="background1" w:val="single"/>
-      </w:tblBorders>
-      <w:tblCellMar>
-        <w:top w:type="dxa" w:w="0"/>
-        <w:left w:type="dxa" w:w="108"/>
-        <w:bottom w:type="dxa" w:w="0"/>
-        <w:right w:type="dxa" w:w="108"/>
-      </w:tblCellMar>
-    </w:tblPr>
-    <w:tcPr>
-      <w:shd w:color="auto" w:fill="FFFFFF" w:themeFill="background1" w:val="clear"/>
-    </w:tcPr>
-    <w:tblStylePr w:type="firstRow">
-      <w:rPr>
-        <w:color w:themeColor="text1" w:val="000000"/>
-      </w:rPr>
-      <w:tblPr/>
-      <w:tcPr>
-        <w:shd w:color="auto" w:fill="FFFFFF" w:themeFill="background1" w:val="clear"/>
-      </w:tcPr>
-    </w:tblStylePr>
-  </w:style>
-  <w:style w:customStyle="1" w:styleId="DefinitionTerm" w:type="paragraph">
-    <w:name w:val="Definition Term"/>
-    <w:basedOn w:val="Normal"/>
-    <w:next w:val="Definition"/>
-    <w:rsid w:val="00E0014C"/>
-    <w:pPr>
-      <w:keepNext/>
-      <w:keepLines/>
-      <w:spacing w:after="0"/>
-    </w:pPr>
-    <w:rPr>
-      <w:b/>
-    </w:rPr>
-  </w:style>
-  <w:style w:customStyle="1" w:styleId="Definition" w:type="paragraph">
-    <w:name w:val="Definition"/>
-    <w:basedOn w:val="Normal"/>
-    <w:rsid w:val="00E0014C"/>
-  </w:style>
-  <w:style w:styleId="Caption" w:type="paragraph">
-    <w:name w:val="caption"/>
-    <w:basedOn w:val="Normal"/>
-    <w:link w:val="CaptionChar"/>
-    <w:pPr>
-      <w:spacing w:after="120"/>
-    </w:pPr>
-    <w:rPr>
-      <w:i/>
-    </w:rPr>
-  </w:style>
-  <w:style w:customStyle="1" w:styleId="TableCaption" w:type="paragraph">
-    <w:name w:val="Table Caption"/>
-    <w:basedOn w:val="Caption"/>
-    <w:rsid w:val="00E0014C"/>
-    <w:pPr>
-      <w:keepNext/>
-    </w:pPr>
-  </w:style>
-  <w:style w:customStyle="1" w:styleId="ImageCaption" w:type="paragraph">
-    <w:name w:val="Image Caption"/>
-    <w:basedOn w:val="Caption"/>
-    <w:rsid w:val="00DF0883"/>
-  </w:style>
-  <w:style w:customStyle="1" w:styleId="Figure" w:type="paragraph">
-    <w:name w:val="Figure"/>
-    <w:basedOn w:val="Normal"/>
-  </w:style>
-  <w:style w:customStyle="1" w:styleId="CaptionedFigure" w:type="paragraph">
-    <w:name w:val="Captioned Figure"/>
-    <w:basedOn w:val="Figure"/>
-    <w:pPr>
-      <w:keepNext/>
-    </w:pPr>
-  </w:style>
-  <w:style w:customStyle="1" w:styleId="CaptionChar" w:type="character">
-    <w:name w:val="Caption Char"/>
-    <w:basedOn w:val="DefaultParagraphFont"/>
-    <w:link w:val="Caption"/>
-  </w:style>
-  <w:style w:customStyle="1" w:styleId="VerbatimChar" w:type="character">
-    <w:name w:val="Verbatim Char"/>
-    <w:basedOn w:val="CaptionChar"/>
-    <w:rPr>
-      <w:rFonts w:ascii="Consolas" w:hAnsi="Consolas"/>
-      <w:sz w:val="22"/>
-    </w:rPr>
-  </w:style>
-  <w:style w:customStyle="1" w:styleId="SectionNumber" w:type="character">
-    <w:name w:val="Section Number"/>
-    <w:basedOn w:val="CaptionChar"/>
-  </w:style>
-  <w:style w:styleId="FootnoteReference" w:type="character">
-    <w:name w:val="footnote reference"/>
-    <w:basedOn w:val="CaptionChar"/>
-    <w:rPr>
-      <w:vertAlign w:val="superscript"/>
-    </w:rPr>
-  </w:style>
-  <w:style w:styleId="Hyperlink" w:type="character">
-    <w:name w:val="Hyperlink"/>
-    <w:basedOn w:val="CaptionChar"/>
-    <w:uiPriority w:val="99"/>
-    <w:rsid w:val="00E0014C"/>
-    <w:rPr>
-      <w:rFonts w:ascii="Proxima Nova Rg" w:hAnsi="Proxima Nova Rg"/>
-      <w:color w:themeColor="accent1" w:val="4F81BD"/>
-    </w:rPr>
-  </w:style>
-  <w:style w:styleId="TOCHeading" w:type="paragraph">
-    <w:name w:val="TOC Heading"/>
-    <w:basedOn w:val="Heading1"/>
-    <w:next w:val="BodyText"/>
-    <w:uiPriority w:val="39"/>
-    <w:unhideWhenUsed/>
-    <w:qFormat/>
-    <w:rsid w:val="00B21817"/>
-    <w:pPr>
-      <w:pageBreakBefore/>
-      <w:spacing w:before="240" w:line="259" w:lineRule="auto"/>
-      <w:outlineLvl w:val="9"/>
-    </w:pPr>
-    <w:rPr>
-      <w:bCs w:val="0"/>
-    </w:rPr>
-  </w:style>
-  <w:style w:customStyle="1" w:styleId="DateChar" w:type="character">
-    <w:name w:val="Date Char"/>
-    <w:basedOn w:val="DefaultParagraphFont"/>
-    <w:link w:val="Date"/>
-    <w:rsid w:val="001316D3"/>
-    <w:rPr>
-      <w:rFonts w:ascii="Proxima Nova Rg" w:hAnsi="Proxima Nova Rg"/>
-    </w:rPr>
-  </w:style>
-  <w:style w:styleId="TOAHeading" w:type="paragraph">
-    <w:name w:val="toa heading"/>
-    <w:basedOn w:val="Normal"/>
-    <w:next w:val="Normal"/>
-    <w:rsid w:val="00735F57"/>
-    <w:pPr>
-      <w:spacing w:before="120"/>
-    </w:pPr>
-    <w:rPr>
-      <w:rFonts w:cstheme="majorBidi" w:eastAsiaTheme="majorEastAsia"/>
-      <w:b/>
-      <w:bCs/>
-      <w:color w:val="00808C"/>
-    </w:rPr>
-  </w:style>
-  <w:style w:styleId="TOC1" w:type="paragraph">
-    <w:name w:val="toc 1"/>
-    <w:basedOn w:val="Normal"/>
-    <w:next w:val="Normal"/>
-    <w:autoRedefine/>
-    <w:uiPriority w:val="39"/>
-    <w:rsid w:val="00735F57"/>
-    <w:pPr>
-      <w:spacing w:after="100"/>
-    </w:pPr>
-  </w:style>
-  <w:style w:styleId="TOC2" w:type="paragraph">
-    <w:name w:val="toc 2"/>
-    <w:basedOn w:val="Normal"/>
-    <w:next w:val="Normal"/>
-    <w:autoRedefine/>
-    <w:uiPriority w:val="39"/>
-    <w:rsid w:val="00735F57"/>
-    <w:pPr>
-      <w:spacing w:after="100"/>
-      <w:ind w:left="240"/>
-    </w:pPr>
-  </w:style>
-  <w:style w:styleId="MessageHeader" w:type="paragraph">
-    <w:name w:val="Message Header"/>
-    <w:basedOn w:val="Normal"/>
-    <w:link w:val="MessageHeaderChar"/>
-    <w:rsid w:val="006A5B1C"/>
-    <w:pPr>
-      <w:pBdr>
-        <w:top w:color="auto" w:space="1" w:sz="6" w:val="single"/>
-        <w:left w:color="auto" w:space="1" w:sz="6" w:val="single"/>
-        <w:bottom w:color="auto" w:space="1" w:sz="6" w:val="single"/>
-        <w:right w:color="auto" w:space="1" w:sz="6" w:val="single"/>
-      </w:pBdr>
-      <w:shd w:color="auto" w:fill="auto" w:val="pct20"/>
-      <w:spacing w:after="0"/>
-      <w:ind w:hanging="1134" w:left="1134"/>
-    </w:pPr>
-    <w:rPr>
-      <w:rFonts w:cstheme="majorBidi" w:eastAsiaTheme="majorEastAsia"/>
-    </w:rPr>
-  </w:style>
-  <w:style w:customStyle="1" w:styleId="MessageHeaderChar" w:type="character">
-    <w:name w:val="Message Header Char"/>
-    <w:basedOn w:val="DefaultParagraphFont"/>
-    <w:link w:val="MessageHeader"/>
-    <w:rsid w:val="006A5B1C"/>
-    <w:rPr>
-      <w:rFonts w:ascii="Arial" w:cstheme="majorBidi" w:eastAsiaTheme="majorEastAsia" w:hAnsi="Arial"/>
-      <w:shd w:color="auto" w:fill="auto" w:val="pct20"/>
-    </w:rPr>
-  </w:style>
-  <w:style w:styleId="Header" w:type="paragraph">
-    <w:name w:val="header"/>
-    <w:basedOn w:val="Normal"/>
-    <w:link w:val="HeaderChar"/>
-    <w:uiPriority w:val="99"/>
-    <w:rsid w:val="00DD6A1B"/>
-    <w:pPr>
-      <w:tabs>
-        <w:tab w:pos="4513" w:val="center"/>
-        <w:tab w:pos="9026" w:val="right"/>
-      </w:tabs>
-      <w:spacing w:after="0"/>
-    </w:pPr>
-  </w:style>
-  <w:style w:customStyle="1" w:styleId="HeaderChar" w:type="character">
-    <w:name w:val="Header Char"/>
-    <w:basedOn w:val="DefaultParagraphFont"/>
-    <w:link w:val="Header"/>
-    <w:uiPriority w:val="99"/>
-    <w:rsid w:val="00DD6A1B"/>
-  </w:style>
-  <w:style w:styleId="Footer" w:type="paragraph">
-    <w:name w:val="footer"/>
-    <w:basedOn w:val="Normal"/>
-    <w:link w:val="FooterChar"/>
-    <w:uiPriority w:val="99"/>
-    <w:rsid w:val="002E7393"/>
-    <w:pPr>
-      <w:tabs>
-        <w:tab w:pos="4513" w:val="center"/>
-        <w:tab w:pos="9026" w:val="right"/>
-      </w:tabs>
-      <w:spacing w:after="0"/>
-    </w:pPr>
-  </w:style>
-  <w:style w:customStyle="1" w:styleId="FooterChar" w:type="character">
-    <w:name w:val="Footer Char"/>
-    <w:basedOn w:val="DefaultParagraphFont"/>
-    <w:link w:val="Footer"/>
-    <w:uiPriority w:val="99"/>
-    <w:rsid w:val="002E7393"/>
-    <w:rPr>
-      <w:rFonts w:ascii="Proxima Nova Rg" w:hAnsi="Proxima Nova Rg"/>
-      <w:sz w:val="22"/>
-    </w:rPr>
-  </w:style>
-  <w:style w:styleId="TOC3" w:type="paragraph">
-    <w:name w:val="toc 3"/>
-    <w:basedOn w:val="Normal"/>
-    <w:next w:val="Normal"/>
-    <w:autoRedefine/>
-    <w:uiPriority w:val="39"/>
-    <w:rsid w:val="00AC0FAB"/>
-    <w:pPr>
-      <w:spacing w:after="100"/>
-      <w:ind w:left="480"/>
-    </w:pPr>
-  </w:style>
   <w:style w:styleId="TableGrid" w:type="table">
     <w:name w:val="Table Grid"/>
     <w:basedOn w:val="TableNormal"/>
-    <w:rsid w:val="001316D3"/>
+    <w:uiPriority w:val="39"/>
+    <w:rsid w:val="00d81110"/>
     <w:pPr>
-      <w:spacing w:after="0"/>
+      <w:spacing w:after="0" w:line="240" w:lineRule="auto"/>
     </w:pPr>
     <w:tblPr>
       <w:tblBorders>
@@ -4446,33 +4475,37 @@
       </w:tblBorders>
     </w:tblPr>
   </w:style>
-  <w:style w:styleId="PlaceholderText" w:type="character">
-    <w:name w:val="Placeholder Text"/>
-    <w:basedOn w:val="DefaultParagraphFont"/>
-    <w:rsid w:val="00603011"/>
-    <w:rPr>
-      <w:color w:val="666666"/>
-    </w:rPr>
-  </w:style>
-  <w:style w:styleId="EmailSignature" w:type="paragraph">
-    <w:name w:val="E-mail Signature"/>
-    <w:basedOn w:val="Normal"/>
-    <w:link w:val="EmailSignatureChar"/>
-    <w:rsid w:val="00E61719"/>
+  <w:style w:customStyle="1" w:styleId="AAGITable" w:type="table">
+    <w:name w:val="AAGI Table"/>
+    <w:basedOn w:val="TableNormal"/>
+    <w:uiPriority w:val="99"/>
+    <w:rsid w:val="00d81110"/>
     <w:pPr>
-      <w:spacing w:after="0"/>
+      <w:spacing w:after="0" w:line="240" w:lineRule="auto"/>
+      <w:jc w:val="left"/>
     </w:pPr>
-  </w:style>
-  <w:style w:customStyle="1" w:styleId="EmailSignatureChar" w:type="character">
-    <w:name w:val="Email Signature Char"/>
-    <w:basedOn w:val="DefaultParagraphFont"/>
-    <w:link w:val="EmailSignature"/>
-    <w:rsid w:val="00E61719"/>
-    <w:rPr>
-      <w:rFonts w:ascii="Proxima Nova Rg" w:cs="Times New Roman (Body CS)" w:eastAsiaTheme="minorEastAsia" w:hAnsi="Proxima Nova Rg"/>
-      <w:kern w:val="21"/>
-      <w:sz w:val="22"/>
-    </w:rPr>
+    <w:rPr>
+      <w:color w:themeColor="text1" w:val="000000"/>
+    </w:rPr>
+    <w:tblPr>
+      <w:tblBorders>
+        <w:top w:color="auto" w:space="0" w:sz="4" w:val="single"/>
+        <w:left w:color="auto" w:space="0" w:sz="4" w:val="single"/>
+        <w:bottom w:color="auto" w:space="0" w:sz="4" w:val="single"/>
+        <w:right w:color="auto" w:space="0" w:sz="4" w:val="single"/>
+        <w:insideH w:color="auto" w:space="0" w:sz="4" w:val="single"/>
+        <w:insideV w:color="auto" w:space="0" w:sz="4" w:val="single"/>
+      </w:tblBorders>
+    </w:tblPr>
+    <w:tblStylePr w:type="firstRow">
+      <w:rPr>
+        <w:color w:themeColor="background1" w:val="ffffff"/>
+      </w:rPr>
+      <w:tblPr/>
+      <w:tcPr>
+        <w:shd w:color="auto" w:fill="00808B" w:val="clear"/>
+      </w:tcPr>
+    </w:tblStylePr>
   </w:style>
   <w:style w:type="paragraph" w:customStyle="1" w:styleId="SourceCode">
     <w:name w:val="Source Code"/>
@@ -4740,319 +4773,173 @@
 </file>
 
 <file path=word/theme/theme1.xml><?xml version="1.0" encoding="utf-8"?>
-<a:theme xmlns:a="http://schemas.openxmlformats.org/drawingml/2006/main" name="Office Theme">
+<a:theme xmlns:a="http://schemas.openxmlformats.org/drawingml/2006/main" xmlns:r="http://schemas.openxmlformats.org/officeDocument/2006/relationships" name="Office Theme">
   <a:themeElements>
-    <a:clrScheme name="Custom 4">
+    <a:clrScheme name="Office">
       <a:dk1>
-        <a:sysClr val="windowText" lastClr="000000"/>
+        <a:srgbClr val="000000"/>
       </a:dk1>
       <a:lt1>
-        <a:sysClr val="window" lastClr="FFFFFF"/>
+        <a:srgbClr val="FFFFFF"/>
       </a:lt1>
       <a:dk2>
-        <a:srgbClr val="1F497D"/>
+        <a:srgbClr val="0E2841"/>
       </a:dk2>
       <a:lt2>
-        <a:srgbClr val="EEECE1"/>
+        <a:srgbClr val="E8E8E8"/>
       </a:lt2>
       <a:accent1>
-        <a:srgbClr val="4F81BD"/>
+        <a:srgbClr val="156082"/>
       </a:accent1>
       <a:accent2>
-        <a:srgbClr val="C0504D"/>
+        <a:srgbClr val="E97132"/>
       </a:accent2>
       <a:accent3>
-        <a:srgbClr val="9BBB59"/>
+        <a:srgbClr val="196B24"/>
       </a:accent3>
       <a:accent4>
-        <a:srgbClr val="8064A2"/>
+        <a:srgbClr val="0F9ED5"/>
       </a:accent4>
       <a:accent5>
-        <a:srgbClr val="4BACC6"/>
+        <a:srgbClr val="A02B93"/>
       </a:accent5>
       <a:accent6>
-        <a:srgbClr val="F79646"/>
+        <a:srgbClr val="4EA72E"/>
       </a:accent6>
       <a:hlink>
-        <a:srgbClr val="00808B"/>
+        <a:srgbClr val="467886"/>
       </a:hlink>
       <a:folHlink>
-        <a:srgbClr val="800080"/>
+        <a:srgbClr val="96607D"/>
       </a:folHlink>
     </a:clrScheme>
     <a:fontScheme name="Office">
       <a:majorFont>
-        <a:latin typeface="Calibri"/>
+        <a:latin typeface="Aptos Display" panose="02110004020202020204" pitchFamily="0" charset="1"/>
         <a:ea typeface=""/>
         <a:cs typeface=""/>
-        <a:font script="Jpan" typeface="ＭＳ ゴシック"/>
-        <a:font script="Hang" typeface="맑은 고딕"/>
-        <a:font script="Hans" typeface="宋体"/>
-        <a:font script="Hant" typeface="新細明體"/>
-        <a:font script="Arab" typeface="Times New Roman"/>
-        <a:font script="Hebr" typeface="Times New Roman"/>
-        <a:font script="Thai" typeface="Angsana New"/>
-        <a:font script="Ethi" typeface="Nyala"/>
-        <a:font script="Beng" typeface="Vrinda"/>
-        <a:font script="Gujr" typeface="Shruti"/>
-        <a:font script="Khmr" typeface="MoolBoran"/>
-        <a:font script="Knda" typeface="Tunga"/>
-        <a:font script="Guru" typeface="Raavi"/>
-        <a:font script="Cans" typeface="Euphemia"/>
-        <a:font script="Cher" typeface="Plantagenet Cherokee"/>
-        <a:font script="Yiii" typeface="Microsoft Yi Baiti"/>
-        <a:font script="Tibt" typeface="Microsoft Himalaya"/>
-        <a:font script="Thaa" typeface="MV Boli"/>
-        <a:font script="Deva" typeface="Mangal"/>
-        <a:font script="Telu" typeface="Gautami"/>
-        <a:font script="Taml" typeface="Latha"/>
-        <a:font script="Syrc" typeface="Estrangelo Edessa"/>
-        <a:font script="Orya" typeface="Kalinga"/>
-        <a:font script="Mlym" typeface="Kartika"/>
-        <a:font script="Laoo" typeface="DokChampa"/>
-        <a:font script="Sinh" typeface="Iskoola Pota"/>
-        <a:font script="Mong" typeface="Mongolian Baiti"/>
-        <a:font script="Viet" typeface="Times New Roman"/>
-        <a:font script="Uigh" typeface="Microsoft Uighur"/>
       </a:majorFont>
       <a:minorFont>
-        <a:latin typeface="Cambria"/>
+        <a:latin typeface="Aptos" panose="02110004020202020204" pitchFamily="0" charset="1"/>
         <a:ea typeface=""/>
         <a:cs typeface=""/>
-        <a:font script="Jpan" typeface="ＭＳ 明朝"/>
-        <a:font script="Hang" typeface="맑은 고딕"/>
-        <a:font script="Hans" typeface="宋体"/>
-        <a:font script="Hant" typeface="新細明體"/>
-        <a:font script="Arab" typeface="Arial"/>
-        <a:font script="Hebr" typeface="Arial"/>
-        <a:font script="Thai" typeface="Cordia New"/>
-        <a:font script="Ethi" typeface="Nyala"/>
-        <a:font script="Beng" typeface="Vrinda"/>
-        <a:font script="Gujr" typeface="Shruti"/>
-        <a:font script="Khmr" typeface="DaunPenh"/>
-        <a:font script="Knda" typeface="Tunga"/>
-        <a:font script="Guru" typeface="Raavi"/>
-        <a:font script="Cans" typeface="Euphemia"/>
-        <a:font script="Cher" typeface="Plantagenet Cherokee"/>
-        <a:font script="Yiii" typeface="Microsoft Yi Baiti"/>
-        <a:font script="Tibt" typeface="Microsoft Himalaya"/>
-        <a:font script="Thaa" typeface="MV Boli"/>
-        <a:font script="Deva" typeface="Mangal"/>
-        <a:font script="Telu" typeface="Gautami"/>
-        <a:font script="Taml" typeface="Latha"/>
-        <a:font script="Syrc" typeface="Estrangelo Edessa"/>
-        <a:font script="Orya" typeface="Kalinga"/>
-        <a:font script="Mlym" typeface="Kartika"/>
-        <a:font script="Laoo" typeface="DokChampa"/>
-        <a:font script="Sinh" typeface="Iskoola Pota"/>
-        <a:font script="Mong" typeface="Mongolian Baiti"/>
-        <a:font script="Viet" typeface="Arial"/>
-        <a:font script="Uigh" typeface="Microsoft Uighur"/>
       </a:minorFont>
     </a:fontScheme>
-    <a:fmtScheme name="Office">
+    <a:fmtScheme>
       <a:fillStyleLst>
         <a:solidFill>
           <a:schemeClr val="phClr"/>
         </a:solidFill>
-        <a:gradFill rotWithShape="1">
+        <a:gradFill>
           <a:gsLst>
             <a:gs pos="0">
               <a:schemeClr val="phClr">
-                <a:tint val="50000"/>
-                <a:satMod val="300000"/>
+                <a:lumMod val="110000"/>
+                <a:tint val="67000"/>
               </a:schemeClr>
             </a:gs>
-            <a:gs pos="35000">
+            <a:gs pos="50000">
               <a:schemeClr val="phClr">
-                <a:tint val="37000"/>
-                <a:satMod val="300000"/>
+                <a:lumMod val="105000"/>
+                <a:tint val="73000"/>
               </a:schemeClr>
             </a:gs>
             <a:gs pos="100000">
               <a:schemeClr val="phClr">
-                <a:tint val="15000"/>
-                <a:satMod val="350000"/>
+                <a:lumMod val="105000"/>
+                <a:tint val="81000"/>
               </a:schemeClr>
             </a:gs>
           </a:gsLst>
-          <a:lin ang="16200000" scaled="1"/>
+          <a:lin ang="5400000" scaled="0"/>
+          <a:tileRect l="0" t="0" r="0" b="0"/>
         </a:gradFill>
-        <a:gradFill rotWithShape="1">
+        <a:gradFill>
           <a:gsLst>
             <a:gs pos="0">
               <a:schemeClr val="phClr">
-                <a:tint val="100000"/>
+                <a:lumMod val="102000"/>
+                <a:tint val="94000"/>
+              </a:schemeClr>
+            </a:gs>
+            <a:gs pos="50000">
+              <a:schemeClr val="phClr">
+                <a:lumMod val="100000"/>
                 <a:shade val="100000"/>
-                <a:satMod val="130000"/>
               </a:schemeClr>
             </a:gs>
             <a:gs pos="100000">
               <a:schemeClr val="phClr">
-                <a:tint val="50000"/>
-                <a:shade val="100000"/>
-                <a:satMod val="350000"/>
+                <a:lumMod val="99000"/>
+                <a:shade val="78000"/>
               </a:schemeClr>
             </a:gs>
           </a:gsLst>
-          <a:lin ang="16200000" scaled="0"/>
+          <a:lin ang="5400000" scaled="0"/>
+          <a:tileRect l="0" t="0" r="0" b="0"/>
         </a:gradFill>
       </a:fillStyleLst>
       <a:lnStyleLst>
-        <a:ln w="9525" cap="flat" cmpd="sng" algn="ctr">
-          <a:solidFill>
-            <a:schemeClr val="phClr">
-              <a:shade val="95000"/>
-              <a:satMod val="105000"/>
-            </a:schemeClr>
-          </a:solidFill>
+        <a:ln w="6350" cap="flat" cmpd="sng" algn="ctr">
           <a:prstDash val="solid"/>
+          <a:miter lim="800000"/>
         </a:ln>
-        <a:ln w="25400" cap="flat" cmpd="sng" algn="ctr">
-          <a:solidFill>
-            <a:schemeClr val="phClr"/>
-          </a:solidFill>
+        <a:ln w="12700" cap="flat" cmpd="sng" algn="ctr">
           <a:prstDash val="solid"/>
+          <a:miter lim="800000"/>
         </a:ln>
-        <a:ln w="38100" cap="flat" cmpd="sng" algn="ctr">
-          <a:solidFill>
-            <a:schemeClr val="phClr"/>
-          </a:solidFill>
+        <a:ln w="19050" cap="flat" cmpd="sng" algn="ctr">
           <a:prstDash val="solid"/>
+          <a:miter lim="800000"/>
         </a:ln>
       </a:lnStyleLst>
       <a:effectStyleLst>
         <a:effectStyle>
-          <a:effectLst>
-            <a:outerShdw blurRad="40000" dist="20000" dir="5400000" rotWithShape="0">
-              <a:srgbClr val="000000">
-                <a:alpha val="38000"/>
-              </a:srgbClr>
-            </a:outerShdw>
-          </a:effectLst>
+          <a:effectLst/>
         </a:effectStyle>
         <a:effectStyle>
-          <a:effectLst>
-            <a:outerShdw blurRad="40000" dist="23000" dir="5400000" rotWithShape="0">
-              <a:srgbClr val="000000">
-                <a:alpha val="35000"/>
-              </a:srgbClr>
-            </a:outerShdw>
-          </a:effectLst>
+          <a:effectLst/>
         </a:effectStyle>
         <a:effectStyle>
-          <a:effectLst>
-            <a:outerShdw blurRad="40000" dist="23000" dir="5400000" rotWithShape="0">
-              <a:srgbClr val="000000">
-                <a:alpha val="35000"/>
-              </a:srgbClr>
-            </a:outerShdw>
-          </a:effectLst>
-          <a:scene3d>
-            <a:camera prst="orthographicFront">
-              <a:rot lat="0" lon="0" rev="0"/>
-            </a:camera>
-            <a:lightRig rig="threePt" dir="t">
-              <a:rot lat="0" lon="0" rev="1200000"/>
-            </a:lightRig>
-          </a:scene3d>
-          <a:sp3d>
-            <a:bevelT w="63500" h="25400"/>
-          </a:sp3d>
+          <a:effectLst/>
         </a:effectStyle>
       </a:effectStyleLst>
       <a:bgFillStyleLst>
         <a:solidFill>
           <a:schemeClr val="phClr"/>
         </a:solidFill>
-        <a:gradFill rotWithShape="1">
+        <a:solidFill>
+          <a:schemeClr val="phClr">
+            <a:tint val="95000"/>
+          </a:schemeClr>
+        </a:solidFill>
+        <a:gradFill>
           <a:gsLst>
             <a:gs pos="0">
               <a:schemeClr val="phClr">
-                <a:tint val="40000"/>
-                <a:satMod val="350000"/>
+                <a:tint val="93000"/>
+                <a:shade val="98000"/>
+                <a:lumMod val="102000"/>
               </a:schemeClr>
             </a:gs>
-            <a:gs pos="40000">
+            <a:gs pos="50000">
               <a:schemeClr val="phClr">
-                <a:tint val="45000"/>
-                <a:shade val="99000"/>
-                <a:satMod val="350000"/>
+                <a:tint val="98000"/>
+                <a:shade val="90000"/>
+                <a:lumMod val="103000"/>
               </a:schemeClr>
             </a:gs>
             <a:gs pos="100000">
               <a:schemeClr val="phClr">
-                <a:shade val="20000"/>
-                <a:satMod val="255000"/>
+                <a:shade val="63000"/>
               </a:schemeClr>
             </a:gs>
           </a:gsLst>
-          <a:path path="circle">
-            <a:fillToRect l="50000" t="-80000" r="50000" b="180000"/>
-          </a:path>
-        </a:gradFill>
-        <a:gradFill rotWithShape="1">
-          <a:gsLst>
-            <a:gs pos="0">
-              <a:schemeClr val="phClr">
-                <a:tint val="80000"/>
-                <a:satMod val="300000"/>
-              </a:schemeClr>
-            </a:gs>
-            <a:gs pos="100000">
-              <a:schemeClr val="phClr">
-                <a:shade val="30000"/>
-                <a:satMod val="200000"/>
-              </a:schemeClr>
-            </a:gs>
-          </a:gsLst>
-          <a:path path="circle">
-            <a:fillToRect l="50000" t="50000" r="50000" b="50000"/>
-          </a:path>
+          <a:lin ang="5400000" scaled="0"/>
+          <a:tileRect l="0" t="0" r="0" b="0"/>
         </a:gradFill>
       </a:bgFillStyleLst>
     </a:fmtScheme>
   </a:themeElements>
-  <a:objectDefaults>
-    <a:spDef>
-      <a:spPr/>
-      <a:bodyPr/>
-      <a:lstStyle/>
-      <a:style>
-        <a:lnRef idx="1">
-          <a:schemeClr val="accent1"/>
-        </a:lnRef>
-        <a:fillRef idx="3">
-          <a:schemeClr val="accent1"/>
-        </a:fillRef>
-        <a:effectRef idx="2">
-          <a:schemeClr val="accent1"/>
-        </a:effectRef>
-        <a:fontRef idx="minor">
-          <a:schemeClr val="lt1"/>
-        </a:fontRef>
-      </a:style>
-    </a:spDef>
-    <a:lnDef>
-      <a:spPr/>
-      <a:bodyPr/>
-      <a:lstStyle/>
-      <a:style>
-        <a:lnRef idx="2">
-          <a:schemeClr val="accent1"/>
-        </a:lnRef>
-        <a:fillRef idx="0">
-          <a:schemeClr val="accent1"/>
-        </a:fillRef>
-        <a:effectRef idx="1">
-          <a:schemeClr val="accent1"/>
-        </a:effectRef>
-        <a:fontRef idx="minor">
-          <a:schemeClr val="tx1"/>
-        </a:fontRef>
-      </a:style>
-    </a:lnDef>
-  </a:objectDefaults>
-  <a:extraClrSchemeLst/>
 </a:theme>
 </file>
--- a/demos/template-docx-short-report.docx
+++ b/demos/template-docx-short-report.docx
@@ -55,7 +55,7 @@
         <w:pStyle w:val="Date"/>
       </w:pPr>
       <w:r>
-        <w:t xml:space="preserve">2026-04-05</w:t>
+        <w:t xml:space="preserve">2026-04-06</w:t>
       </w:r>
     </w:p>
     <w:bookmarkStart w:id="26" w:name="section-1"/>
@@ -2855,78 +2855,61 @@
 </file>
 
 <file path=word/footer2.xml><?xml version="1.0" encoding="utf-8"?>
-<w:ftr xmlns:o="urn:schemas-microsoft-com:office:office" xmlns:r="http://schemas.openxmlformats.org/officeDocument/2006/relationships" xmlns:v="urn:schemas-microsoft-com:vml" xmlns:w="http://schemas.openxmlformats.org/wordprocessingml/2006/main" xmlns:w10="urn:schemas-microsoft-com:office:word" xmlns:wp="http://schemas.openxmlformats.org/drawingml/2006/wordprocessingDrawing" xmlns:pic="http://schemas.openxmlformats.org/drawingml/2006/picture" xmlns:wps="http://schemas.microsoft.com/office/word/2010/wordprocessingShape" xmlns:wpg="http://schemas.microsoft.com/office/word/2010/wordprocessingGroup" xmlns:mc="http://schemas.openxmlformats.org/markup-compatibility/2006" xmlns:wp14="http://schemas.microsoft.com/office/word/2010/wordprocessingDrawing" xmlns:w14="http://schemas.microsoft.com/office/word/2010/wordml" xmlns:w15="http://schemas.microsoft.com/office/word/2012/wordml" xmlns:a="http://schemas.openxmlformats.org/drawingml/2006/main" mc:Ignorable="w14 wp14 w15">
-  <w:p xmlns:wp14="http://schemas.microsoft.com/office/word/2010/wordml" wp14:textId="77777777">
+<w:ftr xmlns:o="urn:schemas-microsoft-com:office:office" xmlns:r="http://schemas.openxmlformats.org/officeDocument/2006/relationships" xmlns:v="urn:schemas-microsoft-com:vml" xmlns:w="http://schemas.openxmlformats.org/wordprocessingml/2006/main" xmlns:w10="urn:schemas-microsoft-com:office:word" xmlns:wp="http://schemas.openxmlformats.org/drawingml/2006/wordprocessingDrawing" xmlns:pic="http://schemas.openxmlformats.org/drawingml/2006/picture" xmlns:wps="http://schemas.microsoft.com/office/word/2010/wordprocessingShape" xmlns:wpg="http://schemas.microsoft.com/office/word/2010/wordprocessingGroup" xmlns:mc="http://schemas.openxmlformats.org/markup-compatibility/2006" xmlns:wp14="http://schemas.microsoft.com/office/word/2010/wordprocessingDrawing" xmlns:w14="http://schemas.microsoft.com/office/word/2010/wordml" xmlns:w15="http://schemas.microsoft.com/office/word/2012/wordml" xmlns:a="http://schemas.openxmlformats.org/drawingml/2006/main" xmlns:a14="http://schemas.microsoft.com/office/drawing/2010/main" mc:Ignorable="w14 wp14 w15">
+  <w:p xmlns:wp14="http://schemas.microsoft.com/office/word/2010/wordml" wp14:textId="5B501FBC">
     <w:pPr>
       <w:pStyle w:val="Footer"/>
       <w:pBdr>
         <w:bottom w:val="single" w:color="000000" w:sz="6" w:space="1"/>
       </w:pBdr>
-      <w:rPr/>
+    </w:pPr>
+  </w:p>
+  <w:p xmlns:wp14="http://schemas.microsoft.com/office/word/2010/wordml" wp14:textId="3A72888E">
+    <w:pPr>
+      <w:pStyle w:val="Footer"/>
     </w:pPr>
     <w:r>
-      <w:rPr/>
       <w:drawing>
-        <wp:anchor xmlns:wp14="http://schemas.microsoft.com/office/word/2010/wordprocessingDrawing" distT="0" distB="0" distL="0" distR="0" simplePos="0" relativeHeight="5" behindDoc="1" locked="0" layoutInCell="1" allowOverlap="1" wp14:anchorId="26246552" wp14:editId="7777777">
-          <wp:simplePos x="0" y="0"/>
-          <wp:positionH relativeFrom="column">
-            <wp:posOffset>-473710</wp:posOffset>
-          </wp:positionH>
-          <wp:positionV relativeFrom="paragraph">
-            <wp:posOffset>82550</wp:posOffset>
-          </wp:positionV>
-          <wp:extent cx="7585075" cy="1080770"/>
+        <wp:inline xmlns:wp14="http://schemas.microsoft.com/office/word/2010/wordprocessingDrawing" wp14:editId="552B5981" wp14:anchorId="41EB455F">
+          <wp:extent cx="6619875" cy="781745"/>
           <wp:effectExtent l="0" t="0" r="0" b="0"/>
-          <wp:wrapNone/>
-          <wp:docPr id="4" name="Picture 2" descr="A black and purple logo&#10;&#10;Description automatically generated"/>
+          <wp:docPr id="1983009645" name="drawing"/>
           <wp:cNvGraphicFramePr>
-            <a:graphicFrameLocks xmlns:a="http://schemas.openxmlformats.org/drawingml/2006/main" noChangeAspect="1"/>
+            <a:graphicFrameLocks noChangeAspect="1"/>
           </wp:cNvGraphicFramePr>
-          <a:graphic xmlns:a="http://schemas.openxmlformats.org/drawingml/2006/main">
-            <a:graphicData uri="http://schemas.openxmlformats.org/drawingml/2006/picture">
+          <a:graphic>
+            <a:graphicData xmlns:a="http://schemas.openxmlformats.org/drawingml/2006/main" uri="http://schemas.openxmlformats.org/drawingml/2006/picture">
               <pic:pic xmlns:pic="http://schemas.openxmlformats.org/drawingml/2006/picture">
                 <pic:nvPicPr>
-                  <pic:cNvPr id="4" name="Picture 2" descr="A black and purple logo&#10;&#10;Description automatically generated"/>
-                  <pic:cNvPicPr>
-                    <a:picLocks noChangeAspect="1" noChangeArrowheads="1"/>
-                  </pic:cNvPicPr>
+                  <pic:cNvPr id="1041358849" name="Picture 1041358849"/>
+                  <pic:cNvPicPr/>
                 </pic:nvPicPr>
                 <pic:blipFill>
-                  <a:blip r:embed="rId1"/>
+                  <a:blip xmlns:r="http://schemas.openxmlformats.org/officeDocument/2006/relationships" r:embed="rId1010425490">
+                    <a:extLst>
+                      <a:ext uri="{28A0092B-C50C-407E-A947-70E740481C1C}">
+                        <a14:useLocalDpi xmlns:a14="http://schemas.microsoft.com/office/drawing/2010/main"/>
+                      </a:ext>
+                    </a:extLst>
+                  </a:blip>
                   <a:stretch>
                     <a:fillRect/>
                   </a:stretch>
                 </pic:blipFill>
-                <pic:spPr bwMode="auto">
-                  <a:xfrm>
+                <pic:spPr>
+                  <a:xfrm rot="0">
                     <a:off x="0" y="0"/>
-                    <a:ext cx="7585075" cy="1080770"/>
+                    <a:ext cx="6619875" cy="781745"/>
                   </a:xfrm>
                   <a:prstGeom prst="rect">
                     <a:avLst/>
                   </a:prstGeom>
-                  <a:noFill/>
                 </pic:spPr>
               </pic:pic>
             </a:graphicData>
           </a:graphic>
-        </wp:anchor>
+        </wp:inline>
       </w:drawing>
-    </w:r>
-  </w:p>
-  <w:p xmlns:wp14="http://schemas.microsoft.com/office/word/2010/wordml" wp14:textId="77777777">
-    <w:pPr>
-      <w:pStyle w:val="Footer"/>
-      <w:rPr>
-        <w:sz w:val="52"/>
-        <w:szCs w:val="52"/>
-      </w:rPr>
-    </w:pPr>
-    <w:r>
-      <w:rPr>
-        <w:sz w:val="52"/>
-        <w:szCs w:val="52"/>
-      </w:rPr>
     </w:r>
   </w:p>
 </w:ftr>

--- a/demos/template-docx-short-report.docx
+++ b/demos/template-docx-short-report.docx
@@ -55,7 +55,7 @@
         <w:pStyle w:val="Date"/>
       </w:pPr>
       <w:r>
-        <w:t xml:space="preserve">2026-04-06</w:t>
+        <w:t xml:space="preserve">2026-04-07</w:t>
       </w:r>
     </w:p>
     <w:bookmarkStart w:id="26" w:name="section-1"/>
